--- a/我的论文-版次/张连登-3122004801-基于LangChain框架的Agent设计开发平台-4-24.docx
+++ b/我的论文-版次/张连登-3122004801-基于LangChain框架的Agent设计开发平台-4-24.docx
@@ -2,17 +2,26 @@
 <file path=word/document.xml><?xml version="1.0" encoding="utf-8"?>
 <w:document xmlns:wpc="http://schemas.microsoft.com/office/word/2010/wordprocessingCanvas" xmlns:cx="http://schemas.microsoft.com/office/drawing/2014/chartex" xmlns:cx1="http://schemas.microsoft.com/office/drawing/2015/9/8/chartex" xmlns:cx2="http://schemas.microsoft.com/office/drawing/2015/10/21/chartex" xmlns:cx3="http://schemas.microsoft.com/office/drawing/2016/5/9/chartex" xmlns:cx4="http://schemas.microsoft.com/office/drawing/2016/5/10/chartex" xmlns:cx5="http://schemas.microsoft.com/office/drawing/2016/5/11/chartex" xmlns:cx6="http://schemas.microsoft.com/office/drawing/2016/5/12/chartex" xmlns:cx7="http://schemas.microsoft.com/office/drawing/2016/5/13/chartex" xmlns:cx8="http://schemas.microsoft.com/office/drawing/2016/5/14/chartex" xmlns:mc="http://schemas.openxmlformats.org/markup-compatibility/2006" xmlns:aink="http://schemas.microsoft.com/office/drawing/2016/ink" xmlns:am3d="http://schemas.microsoft.com/office/drawing/2017/model3d" xmlns:o="urn:schemas-microsoft-com:office:office" xmlns:oel="http://schemas.microsoft.com/office/2019/extlst" xmlns:r="http://schemas.openxmlformats.org/officeDocument/2006/relationships" xmlns:m="http://schemas.openxmlformats.org/officeDocument/2006/math" xmlns:v="urn:schemas-microsoft-com:vml" xmlns:wp14="http://schemas.microsoft.com/office/word/2010/wordprocessingDrawing" xmlns:wp="http://schemas.openxmlformats.org/drawingml/2006/wordprocessingDrawing" xmlns:w10="urn:schemas-microsoft-com:office:word" xmlns:w="http://schemas.openxmlformats.org/wordprocessingml/2006/main" xmlns:w14="http://schemas.microsoft.com/office/word/2010/wordml" xmlns:w15="http://schemas.microsoft.com/office/word/2012/wordml" xmlns:w16cex="http://schemas.microsoft.com/office/word/2018/wordml/cex" xmlns:w16cid="http://schemas.microsoft.com/office/word/2016/wordml/cid" xmlns:w16="http://schemas.microsoft.com/office/word/2018/wordml" xmlns:w16du="http://schemas.microsoft.com/office/word/2023/wordml/word16du" xmlns:w16sdtdh="http://schemas.microsoft.com/office/word/2020/wordml/sdtdatahash" xmlns:w16sdtfl="http://schemas.microsoft.com/office/word/2024/wordml/sdtformatlock" xmlns:w16se="http://schemas.microsoft.com/office/word/2015/wordml/symex" xmlns:wpg="http://schemas.microsoft.com/office/word/2010/wordprocessingGroup" xmlns:wpi="http://schemas.microsoft.com/office/word/2010/wordprocessingInk" xmlns:wne="http://schemas.microsoft.com/office/word/2006/wordml" xmlns:wps="http://schemas.microsoft.com/office/word/2010/wordprocessingShape" mc:Ignorable="w14 w15 w16se w16cid w16 w16cex w16sdtdh w16sdtfl w16du wp14">
   <w:body>
-    <w:p/>
-    <w:p>
-      <w:r>
+    <w:p>
+      <w:pPr>
+        <w:widowControl/>
+        <w:textAlignment w:val="baseline"/>
         <w:rPr>
+          <w:rFonts w:eastAsia="隶书" w:cs="Times New Roman"/>
+          <w:sz w:val="18"/>
+          <w:szCs w:val="18"/>
+        </w:rPr>
+      </w:pPr>
+      <w:r>
+        <w:rPr>
+          <w:rFonts w:cs="Times New Roman"/>
           <w:noProof/>
         </w:rPr>
         <w:drawing>
-          <wp:inline distT="0" distB="0" distL="0" distR="0" wp14:anchorId="27E99CDE" wp14:editId="4833BE59">
+          <wp:inline distT="0" distB="0" distL="0" distR="0" wp14:anchorId="1026C7C2" wp14:editId="3ACA19CB">
             <wp:extent cx="762000" cy="771525"/>
-            <wp:effectExtent l="19050" t="0" r="0" b="0"/>
-            <wp:docPr id="2" name="图片 81"/>
+            <wp:effectExtent l="0" t="0" r="0" b="5715"/>
+            <wp:docPr id="10" name="图片 10"/>
             <wp:cNvGraphicFramePr>
               <a:graphicFrameLocks xmlns:a="http://schemas.openxmlformats.org/drawingml/2006/main" noChangeAspect="1"/>
             </wp:cNvGraphicFramePr>
@@ -20,13 +29,19 @@
               <a:graphicData uri="http://schemas.openxmlformats.org/drawingml/2006/picture">
                 <pic:pic xmlns:pic="http://schemas.openxmlformats.org/drawingml/2006/picture">
                   <pic:nvPicPr>
-                    <pic:cNvPr id="2" name="图片 81"/>
+                    <pic:cNvPr id="10" name="图片 10"/>
                     <pic:cNvPicPr>
                       <a:picLocks noChangeAspect="1" noChangeArrowheads="1"/>
                     </pic:cNvPicPr>
                   </pic:nvPicPr>
                   <pic:blipFill>
-                    <a:blip r:embed="rId8"/>
+                    <a:blip r:embed="rId8">
+                      <a:extLst>
+                        <a:ext uri="{28A0092B-C50C-407E-A947-70E740481C1C}">
+                          <a14:useLocalDpi xmlns:a14="http://schemas.microsoft.com/office/drawing/2010/main" val="0"/>
+                        </a:ext>
+                      </a:extLst>
+                    </a:blip>
                     <a:srcRect/>
                     <a:stretch>
                       <a:fillRect/>
@@ -41,11 +56,8 @@
                       <a:avLst/>
                     </a:prstGeom>
                     <a:noFill/>
-                    <a:ln w="9525">
+                    <a:ln>
                       <a:noFill/>
-                      <a:miter lim="800000"/>
-                      <a:headEnd/>
-                      <a:tailEnd/>
                     </a:ln>
                   </pic:spPr>
                 </pic:pic>
@@ -57,17 +69,28 @@
     </w:p>
     <w:p>
       <w:pPr>
+        <w:widowControl/>
+        <w:ind w:firstLine="2200"/>
         <w:jc w:val="center"/>
-      </w:pPr>
-      <w:r>
+        <w:textAlignment w:val="baseline"/>
         <w:rPr>
+          <w:rFonts w:eastAsia="隶书" w:cs="Times New Roman"/>
+          <w:sz w:val="110"/>
+          <w:szCs w:val="110"/>
+        </w:rPr>
+      </w:pPr>
+      <w:r>
+        <w:rPr>
+          <w:rFonts w:eastAsia="隶书" w:cs="Times New Roman"/>
           <w:noProof/>
+          <w:sz w:val="110"/>
+          <w:szCs w:val="110"/>
         </w:rPr>
         <w:drawing>
-          <wp:inline distT="0" distB="0" distL="0" distR="0" wp14:anchorId="041A4409" wp14:editId="7EB0CFBA">
+          <wp:inline distT="0" distB="0" distL="0" distR="0" wp14:anchorId="764C630D" wp14:editId="6B80CF8C">
             <wp:extent cx="3724275" cy="1047750"/>
-            <wp:effectExtent l="19050" t="0" r="9525" b="0"/>
-            <wp:docPr id="3" name="图片 2"/>
+            <wp:effectExtent l="0" t="0" r="9525" b="3810"/>
+            <wp:docPr id="9" name="图片 9" descr="xiaomin"/>
             <wp:cNvGraphicFramePr>
               <a:graphicFrameLocks xmlns:a="http://schemas.openxmlformats.org/drawingml/2006/main" noChangeAspect="1"/>
             </wp:cNvGraphicFramePr>
@@ -75,13 +98,19 @@
               <a:graphicData uri="http://schemas.openxmlformats.org/drawingml/2006/picture">
                 <pic:pic xmlns:pic="http://schemas.openxmlformats.org/drawingml/2006/picture">
                   <pic:nvPicPr>
-                    <pic:cNvPr id="3" name="图片 2"/>
+                    <pic:cNvPr id="9" name="图片 9" descr="xiaomin"/>
                     <pic:cNvPicPr>
                       <a:picLocks noChangeAspect="1" noChangeArrowheads="1"/>
                     </pic:cNvPicPr>
                   </pic:nvPicPr>
                   <pic:blipFill>
-                    <a:blip r:embed="rId9"/>
+                    <a:blip r:embed="rId9" cstate="print">
+                      <a:extLst>
+                        <a:ext uri="{28A0092B-C50C-407E-A947-70E740481C1C}">
+                          <a14:useLocalDpi xmlns:a14="http://schemas.microsoft.com/office/drawing/2010/main" val="0"/>
+                        </a:ext>
+                      </a:extLst>
+                    </a:blip>
                     <a:srcRect/>
                     <a:stretch>
                       <a:fillRect/>
@@ -96,11 +125,8 @@
                       <a:avLst/>
                     </a:prstGeom>
                     <a:noFill/>
-                    <a:ln w="9525">
+                    <a:ln>
                       <a:noFill/>
-                      <a:miter lim="800000"/>
-                      <a:headEnd/>
-                      <a:tailEnd/>
                     </a:ln>
                   </pic:spPr>
                 </pic:pic>
@@ -110,13 +136,69 @@
         </w:drawing>
       </w:r>
     </w:p>
-    <w:p/>
-    <w:p>
-      <w:pPr>
+    <w:p>
+      <w:pPr>
+        <w:keepNext/>
+        <w:keepLines/>
+        <w:spacing w:beforeLines="150" w:before="360"/>
+        <w:ind w:firstLine="1040"/>
+        <w:jc w:val="center"/>
+        <w:outlineLvl w:val="0"/>
+        <w:rPr>
+          <w:rFonts w:eastAsia="黑体" w:cs="Times New Roman"/>
+          <w:bCs/>
+          <w:kern w:val="44"/>
+          <w:sz w:val="52"/>
+          <w:szCs w:val="52"/>
+          <w:lang w:val="zh-CN"/>
+        </w:rPr>
+      </w:pPr>
+      <w:bookmarkStart w:id="0" w:name="_Toc20584"/>
+      <w:bookmarkStart w:id="1" w:name="_Toc226927521"/>
+      <w:bookmarkStart w:id="2" w:name="_Toc226927060"/>
+      <w:bookmarkStart w:id="3" w:name="_Toc226926028"/>
+      <w:r>
+        <w:rPr>
+          <w:rFonts w:eastAsia="黑体" w:cs="Times New Roman"/>
+          <w:bCs/>
+          <w:kern w:val="44"/>
+          <w:sz w:val="52"/>
+          <w:szCs w:val="52"/>
+          <w:lang w:val="zh-CN"/>
+        </w:rPr>
+        <w:t>本科毕业设计（论文）</w:t>
+      </w:r>
+      <w:bookmarkEnd w:id="0"/>
+      <w:bookmarkEnd w:id="1"/>
+      <w:bookmarkEnd w:id="2"/>
+      <w:bookmarkEnd w:id="3"/>
+    </w:p>
+    <w:p>
+      <w:pPr>
+        <w:keepNext/>
+        <w:keepLines/>
+        <w:spacing w:beforeLines="150" w:before="360"/>
+        <w:ind w:firstLine="640"/>
+        <w:jc w:val="center"/>
+        <w:outlineLvl w:val="0"/>
+        <w:rPr>
+          <w:rFonts w:eastAsia="黑体" w:cs="Times New Roman"/>
+          <w:bCs/>
+          <w:kern w:val="44"/>
+          <w:sz w:val="32"/>
+          <w:szCs w:val="44"/>
+          <w:lang w:val="zh-CN"/>
+        </w:rPr>
+      </w:pPr>
+    </w:p>
+    <w:p>
+      <w:pPr>
+        <w:widowControl/>
         <w:ind w:firstLine="883"/>
         <w:jc w:val="center"/>
+        <w:textAlignment w:val="baseline"/>
         <w:rPr>
-          <w:rFonts w:ascii="黑体" w:eastAsia="黑体" w:hAnsi="黑体" w:hint="eastAsia"/>
+          <w:rFonts w:eastAsia="黑体" w:cs="Times New Roman"/>
           <w:b/>
           <w:bCs/>
           <w:sz w:val="44"/>
@@ -125,81 +207,123 @@
       </w:pPr>
       <w:r>
         <w:rPr>
-          <w:rFonts w:ascii="黑体" w:eastAsia="黑体" w:hAnsi="黑体" w:hint="eastAsia"/>
+          <w:rFonts w:eastAsia="黑体" w:cs="Times New Roman" w:hint="eastAsia"/>
           <w:b/>
           <w:bCs/>
           <w:sz w:val="44"/>
           <w:szCs w:val="44"/>
         </w:rPr>
-        <w:t>本科生毕业设计 (论文)</w:t>
-      </w:r>
-    </w:p>
-    <w:p/>
-    <w:p>
-      <w:pPr>
-        <w:pStyle w:val="ab"/>
-      </w:pPr>
-      <w:bookmarkStart w:id="0" w:name="_Toc227451799"/>
-      <w:bookmarkStart w:id="1" w:name="_Toc227713211"/>
-      <w:r>
+        <w:t>基于</w:t>
+      </w:r>
+      <w:r>
+        <w:rPr>
+          <w:rFonts w:eastAsia="黑体" w:cs="Times New Roman" w:hint="eastAsia"/>
+          <w:b/>
+          <w:bCs/>
+          <w:sz w:val="44"/>
+          <w:szCs w:val="44"/>
+        </w:rPr>
+        <w:t>Lang</w:t>
+      </w:r>
+      <w:r>
+        <w:rPr>
+          <w:rFonts w:eastAsia="黑体" w:cs="Times New Roman" w:hint="eastAsia"/>
+          <w:b/>
+          <w:bCs/>
+          <w:sz w:val="44"/>
+          <w:szCs w:val="44"/>
+        </w:rPr>
+        <w:t xml:space="preserve"> </w:t>
+      </w:r>
+      <w:r>
+        <w:rPr>
+          <w:rFonts w:eastAsia="黑体" w:cs="Times New Roman" w:hint="eastAsia"/>
+          <w:b/>
+          <w:bCs/>
+          <w:sz w:val="44"/>
+          <w:szCs w:val="44"/>
+        </w:rPr>
+        <w:t>Chain</w:t>
+      </w:r>
+      <w:r>
+        <w:rPr>
+          <w:rFonts w:eastAsia="黑体" w:cs="Times New Roman" w:hint="eastAsia"/>
+          <w:b/>
+          <w:bCs/>
+          <w:sz w:val="44"/>
+          <w:szCs w:val="44"/>
+        </w:rPr>
+        <w:t>框架</w:t>
+      </w:r>
+      <w:r>
+        <w:rPr>
+          <w:rFonts w:eastAsia="黑体" w:cs="Times New Roman" w:hint="eastAsia"/>
+          <w:b/>
+          <w:bCs/>
+          <w:sz w:val="44"/>
+          <w:szCs w:val="44"/>
+        </w:rPr>
+        <w:t>的</w:t>
+      </w:r>
+      <w:r>
+        <w:rPr>
+          <w:rFonts w:eastAsia="黑体" w:cs="Times New Roman" w:hint="eastAsia"/>
+          <w:b/>
+          <w:bCs/>
+          <w:sz w:val="44"/>
+          <w:szCs w:val="44"/>
+        </w:rPr>
+        <w:t>Agent</w:t>
+      </w:r>
+      <w:r>
+        <w:rPr>
+          <w:rFonts w:eastAsia="黑体" w:cs="Times New Roman" w:hint="eastAsia"/>
+          <w:b/>
+          <w:bCs/>
+          <w:sz w:val="44"/>
+          <w:szCs w:val="44"/>
+        </w:rPr>
+        <w:t>设计开发平台</w:t>
+      </w:r>
+    </w:p>
+    <w:p>
+      <w:pPr>
+        <w:jc w:val="center"/>
         <w:rPr>
           <w:rFonts w:hint="eastAsia"/>
         </w:rPr>
-        <w:t>基于</w:t>
-      </w:r>
-      <w:proofErr w:type="spellStart"/>
-      <w:r>
-        <w:rPr>
-          <w:rFonts w:hint="eastAsia"/>
-        </w:rPr>
-        <w:t>LangChain</w:t>
-      </w:r>
-      <w:proofErr w:type="spellEnd"/>
-      <w:r>
-        <w:rPr>
-          <w:rFonts w:hint="eastAsia"/>
-        </w:rPr>
-        <w:t>框架的</w:t>
-      </w:r>
-      <w:r>
-        <w:rPr>
-          <w:rFonts w:hint="eastAsia"/>
-        </w:rPr>
-        <w:t>Agent</w:t>
-      </w:r>
-      <w:r>
-        <w:rPr>
-          <w:rFonts w:hint="eastAsia"/>
-        </w:rPr>
-        <w:t>设计开发平台</w:t>
-      </w:r>
-      <w:bookmarkEnd w:id="0"/>
-      <w:bookmarkEnd w:id="1"/>
-    </w:p>
+      </w:pPr>
+    </w:p>
+    <w:p/>
     <w:p/>
     <w:tbl>
       <w:tblPr>
+        <w:tblStyle w:val="afc"/>
         <w:tblW w:w="0" w:type="auto"/>
-        <w:jc w:val="center"/>
+        <w:tblInd w:w="2592" w:type="dxa"/>
+        <w:tblBorders>
+          <w:top w:val="none" w:sz="0" w:space="0" w:color="auto"/>
+          <w:left w:val="none" w:sz="0" w:space="0" w:color="auto"/>
+          <w:bottom w:val="none" w:sz="0" w:space="0" w:color="auto"/>
+          <w:right w:val="none" w:sz="0" w:space="0" w:color="auto"/>
+          <w:insideH w:val="none" w:sz="0" w:space="0" w:color="auto"/>
+          <w:insideV w:val="none" w:sz="0" w:space="0" w:color="auto"/>
+        </w:tblBorders>
         <w:tblLook w:val="04A0" w:firstRow="1" w:lastRow="0" w:firstColumn="1" w:lastColumn="0" w:noHBand="0" w:noVBand="1"/>
       </w:tblPr>
       <w:tblGrid>
-        <w:gridCol w:w="2387"/>
-        <w:gridCol w:w="3763"/>
+        <w:gridCol w:w="1980"/>
+        <w:gridCol w:w="3645"/>
       </w:tblGrid>
       <w:tr>
-        <w:trPr>
-          <w:trHeight w:hRule="exact" w:val="454"/>
-          <w:jc w:val="center"/>
-        </w:trPr>
         <w:tc>
           <w:tcPr>
-            <w:tcW w:w="2387" w:type="dxa"/>
-            <w:vAlign w:val="center"/>
+            <w:tcW w:w="1980" w:type="dxa"/>
           </w:tcPr>
           <w:p>
             <w:pPr>
-              <w:pStyle w:val="af3"/>
+              <w:pStyle w:val="afd"/>
+              <w:jc w:val="left"/>
             </w:pPr>
             <w:r>
               <w:rPr>
@@ -217,19 +341,28 @@
               <w:rPr>
                 <w:rFonts w:hint="eastAsia"/>
               </w:rPr>
-              <w:t>院：</w:t>
+              <w:t>院</w:t>
+            </w:r>
+            <w:r>
+              <w:rPr>
+                <w:rFonts w:hint="eastAsia"/>
+              </w:rPr>
+              <w:t>:</w:t>
             </w:r>
           </w:p>
         </w:tc>
         <w:tc>
           <w:tcPr>
-            <w:tcW w:w="3763" w:type="dxa"/>
+            <w:tcW w:w="3645" w:type="dxa"/>
             <w:tcBorders>
               <w:bottom w:val="single" w:sz="4" w:space="0" w:color="auto"/>
             </w:tcBorders>
-            <w:vAlign w:val="center"/>
           </w:tcPr>
           <w:p>
+            <w:pPr>
+              <w:pStyle w:val="afd"/>
+              <w:jc w:val="center"/>
+            </w:pPr>
             <w:r>
               <w:rPr>
                 <w:rFonts w:hint="eastAsia"/>
@@ -240,18 +373,14 @@
         </w:tc>
       </w:tr>
       <w:tr>
-        <w:trPr>
-          <w:trHeight w:hRule="exact" w:val="454"/>
-          <w:jc w:val="center"/>
-        </w:trPr>
         <w:tc>
           <w:tcPr>
-            <w:tcW w:w="2387" w:type="dxa"/>
-            <w:vAlign w:val="center"/>
+            <w:tcW w:w="1980" w:type="dxa"/>
           </w:tcPr>
           <w:p>
             <w:pPr>
-              <w:pStyle w:val="af3"/>
+              <w:pStyle w:val="afd"/>
+              <w:jc w:val="left"/>
             </w:pPr>
             <w:r>
               <w:rPr>
@@ -269,20 +398,29 @@
               <w:rPr>
                 <w:rFonts w:hint="eastAsia"/>
               </w:rPr>
-              <w:t>业：</w:t>
+              <w:t>业</w:t>
+            </w:r>
+            <w:r>
+              <w:rPr>
+                <w:rFonts w:hint="eastAsia"/>
+              </w:rPr>
+              <w:t>:</w:t>
             </w:r>
           </w:p>
         </w:tc>
         <w:tc>
           <w:tcPr>
-            <w:tcW w:w="3763" w:type="dxa"/>
+            <w:tcW w:w="3645" w:type="dxa"/>
             <w:tcBorders>
               <w:top w:val="single" w:sz="4" w:space="0" w:color="auto"/>
               <w:bottom w:val="single" w:sz="4" w:space="0" w:color="auto"/>
             </w:tcBorders>
-            <w:vAlign w:val="center"/>
           </w:tcPr>
           <w:p>
+            <w:pPr>
+              <w:pStyle w:val="afd"/>
+              <w:jc w:val="center"/>
+            </w:pPr>
             <w:r>
               <w:rPr>
                 <w:rFonts w:hint="eastAsia"/>
@@ -293,37 +431,45 @@
         </w:tc>
       </w:tr>
       <w:tr>
-        <w:trPr>
-          <w:trHeight w:hRule="exact" w:val="454"/>
-          <w:jc w:val="center"/>
-        </w:trPr>
         <w:tc>
           <w:tcPr>
-            <w:tcW w:w="2387" w:type="dxa"/>
-            <w:vAlign w:val="center"/>
+            <w:tcW w:w="1980" w:type="dxa"/>
           </w:tcPr>
           <w:p>
             <w:pPr>
-              <w:pStyle w:val="af3"/>
+              <w:pStyle w:val="afd"/>
+              <w:jc w:val="left"/>
             </w:pPr>
             <w:r>
               <w:rPr>
                 <w:rFonts w:hint="eastAsia"/>
               </w:rPr>
-              <w:t>年级班别：</w:t>
+              <w:t>年纪班别</w:t>
+            </w:r>
+            <w:r>
+              <w:rPr>
+                <w:rFonts w:hint="eastAsia"/>
+              </w:rPr>
+              <w:t>:</w:t>
             </w:r>
           </w:p>
         </w:tc>
         <w:tc>
           <w:tcPr>
-            <w:tcW w:w="3763" w:type="dxa"/>
+            <w:tcW w:w="3645" w:type="dxa"/>
             <w:tcBorders>
               <w:top w:val="single" w:sz="4" w:space="0" w:color="auto"/>
               <w:bottom w:val="single" w:sz="4" w:space="0" w:color="auto"/>
             </w:tcBorders>
-            <w:vAlign w:val="center"/>
           </w:tcPr>
           <w:p>
+            <w:pPr>
+              <w:pStyle w:val="afd"/>
+              <w:jc w:val="center"/>
+              <w:rPr>
+                <w:rFonts w:hint="eastAsia"/>
+              </w:rPr>
+            </w:pPr>
             <w:r>
               <w:rPr>
                 <w:rFonts w:hint="eastAsia"/>
@@ -340,143 +486,167 @@
               <w:rPr>
                 <w:rFonts w:hint="eastAsia"/>
               </w:rPr>
-              <w:t>(4)</w:t>
+              <w:t>(4</w:t>
             </w:r>
             <w:r>
               <w:rPr>
                 <w:rFonts w:hint="eastAsia"/>
               </w:rPr>
               <w:t>班</w:t>
+            </w:r>
+            <w:r>
+              <w:rPr>
+                <w:rFonts w:hint="eastAsia"/>
+              </w:rPr>
+              <w:t>)</w:t>
             </w:r>
           </w:p>
         </w:tc>
       </w:tr>
       <w:tr>
-        <w:trPr>
-          <w:trHeight w:hRule="exact" w:val="454"/>
-          <w:jc w:val="center"/>
-        </w:trPr>
         <w:tc>
           <w:tcPr>
-            <w:tcW w:w="2387" w:type="dxa"/>
-            <w:vAlign w:val="center"/>
+            <w:tcW w:w="1980" w:type="dxa"/>
           </w:tcPr>
           <w:p>
             <w:pPr>
-              <w:pStyle w:val="af3"/>
+              <w:pStyle w:val="afd"/>
+              <w:jc w:val="left"/>
             </w:pPr>
             <w:r>
               <w:rPr>
                 <w:rFonts w:hint="eastAsia"/>
               </w:rPr>
-              <w:t>学生姓名：</w:t>
+              <w:t>学</w:t>
+            </w:r>
+            <w:r>
+              <w:rPr>
+                <w:rFonts w:hint="eastAsia"/>
+              </w:rPr>
+              <w:t xml:space="preserve">        </w:t>
+            </w:r>
+            <w:r>
+              <w:rPr>
+                <w:rFonts w:hint="eastAsia"/>
+              </w:rPr>
+              <w:t>号</w:t>
+            </w:r>
+            <w:r>
+              <w:rPr>
+                <w:rFonts w:hint="eastAsia"/>
+              </w:rPr>
+              <w:t>:</w:t>
             </w:r>
           </w:p>
         </w:tc>
         <w:tc>
           <w:tcPr>
-            <w:tcW w:w="3763" w:type="dxa"/>
+            <w:tcW w:w="3645" w:type="dxa"/>
             <w:tcBorders>
               <w:top w:val="single" w:sz="4" w:space="0" w:color="auto"/>
               <w:bottom w:val="single" w:sz="4" w:space="0" w:color="auto"/>
             </w:tcBorders>
-            <w:vAlign w:val="center"/>
           </w:tcPr>
           <w:p>
-            <w:r>
-              <w:rPr>
-                <w:rFonts w:hint="eastAsia"/>
-              </w:rPr>
-              <w:t>张连登</w:t>
+            <w:pPr>
+              <w:pStyle w:val="afd"/>
+              <w:jc w:val="center"/>
+              <w:rPr>
+                <w:rFonts w:hint="eastAsia"/>
+              </w:rPr>
+            </w:pPr>
+            <w:r>
+              <w:rPr>
+                <w:rFonts w:hint="eastAsia"/>
+              </w:rPr>
+              <w:t>3122004801</w:t>
             </w:r>
           </w:p>
         </w:tc>
       </w:tr>
       <w:tr>
-        <w:trPr>
-          <w:trHeight w:hRule="exact" w:val="454"/>
-          <w:jc w:val="center"/>
-        </w:trPr>
         <w:tc>
           <w:tcPr>
-            <w:tcW w:w="2387" w:type="dxa"/>
-            <w:vAlign w:val="center"/>
+            <w:tcW w:w="1980" w:type="dxa"/>
           </w:tcPr>
           <w:p>
             <w:pPr>
-              <w:pStyle w:val="af3"/>
+              <w:pStyle w:val="afd"/>
+              <w:jc w:val="left"/>
             </w:pPr>
             <w:r>
               <w:rPr>
                 <w:rFonts w:hint="eastAsia"/>
               </w:rPr>
-              <w:t>学</w:t>
-            </w:r>
-            <w:r>
-              <w:rPr>
-                <w:rFonts w:hint="eastAsia"/>
-              </w:rPr>
-              <w:t xml:space="preserve">       </w:t>
-            </w:r>
-            <w:r>
-              <w:rPr>
-                <w:rFonts w:hint="eastAsia"/>
-              </w:rPr>
-              <w:t>号：</w:t>
+              <w:t>学生姓名</w:t>
+            </w:r>
+            <w:r>
+              <w:rPr>
+                <w:rFonts w:hint="eastAsia"/>
+              </w:rPr>
+              <w:t>:</w:t>
             </w:r>
           </w:p>
         </w:tc>
         <w:tc>
           <w:tcPr>
-            <w:tcW w:w="3763" w:type="dxa"/>
+            <w:tcW w:w="3645" w:type="dxa"/>
             <w:tcBorders>
               <w:top w:val="single" w:sz="4" w:space="0" w:color="auto"/>
               <w:bottom w:val="single" w:sz="4" w:space="0" w:color="auto"/>
             </w:tcBorders>
-            <w:vAlign w:val="center"/>
           </w:tcPr>
           <w:p>
-            <w:r>
-              <w:rPr>
-                <w:rFonts w:hint="eastAsia"/>
-              </w:rPr>
-              <w:t>3122004801</w:t>
+            <w:pPr>
+              <w:pStyle w:val="afd"/>
+              <w:jc w:val="center"/>
+            </w:pPr>
+            <w:r>
+              <w:rPr>
+                <w:rFonts w:hint="eastAsia"/>
+              </w:rPr>
+              <w:t>张连登</w:t>
             </w:r>
           </w:p>
         </w:tc>
       </w:tr>
       <w:tr>
-        <w:trPr>
-          <w:trHeight w:hRule="exact" w:val="454"/>
-          <w:jc w:val="center"/>
-        </w:trPr>
         <w:tc>
           <w:tcPr>
-            <w:tcW w:w="2387" w:type="dxa"/>
-            <w:vAlign w:val="center"/>
+            <w:tcW w:w="1980" w:type="dxa"/>
           </w:tcPr>
           <w:p>
             <w:pPr>
-              <w:pStyle w:val="af3"/>
+              <w:pStyle w:val="afd"/>
+              <w:jc w:val="left"/>
             </w:pPr>
             <w:r>
               <w:rPr>
                 <w:rFonts w:hint="eastAsia"/>
               </w:rPr>
-              <w:t>指导教师：</w:t>
+              <w:t>指导老师</w:t>
+            </w:r>
+            <w:r>
+              <w:rPr>
+                <w:rFonts w:hint="eastAsia"/>
+              </w:rPr>
+              <w:t>:</w:t>
             </w:r>
           </w:p>
         </w:tc>
         <w:tc>
           <w:tcPr>
-            <w:tcW w:w="3763" w:type="dxa"/>
+            <w:tcW w:w="3645" w:type="dxa"/>
             <w:tcBorders>
               <w:top w:val="single" w:sz="4" w:space="0" w:color="auto"/>
               <w:bottom w:val="single" w:sz="4" w:space="0" w:color="auto"/>
             </w:tcBorders>
-            <w:vAlign w:val="center"/>
           </w:tcPr>
           <w:p>
+            <w:pPr>
+              <w:pStyle w:val="afd"/>
+              <w:jc w:val="center"/>
+            </w:pPr>
             <w:r>
               <w:rPr>
                 <w:rFonts w:hint="eastAsia"/>
@@ -487,91 +657,696 @@
         </w:tc>
       </w:tr>
     </w:tbl>
-    <w:p/>
-    <w:p/>
-    <w:p>
-      <w:pPr>
-        <w:jc w:val="center"/>
-      </w:pPr>
-      <w:r>
+    <w:p>
+      <w:pPr>
+        <w:ind w:firstLineChars="0" w:firstLine="0"/>
         <w:rPr>
           <w:rFonts w:hint="eastAsia"/>
         </w:rPr>
-        <w:t xml:space="preserve">2026 </w:t>
-      </w:r>
-      <w:r>
+      </w:pPr>
+    </w:p>
+    <w:p>
+      <w:pPr>
+        <w:widowControl/>
+        <w:ind w:firstLineChars="1100" w:firstLine="3520"/>
+        <w:jc w:val="center"/>
+        <w:textAlignment w:val="baseline"/>
         <w:rPr>
-          <w:rFonts w:hint="eastAsia"/>
+          <w:rFonts w:eastAsia="黑体" w:cs="Times New Roman"/>
+          <w:sz w:val="32"/>
+          <w:szCs w:val="32"/>
+        </w:rPr>
+      </w:pPr>
+      <w:r>
+        <w:rPr>
+          <w:rFonts w:eastAsia="黑体" w:cs="Times New Roman"/>
+          <w:sz w:val="32"/>
+          <w:szCs w:val="32"/>
+        </w:rPr>
+        <w:t>20</w:t>
+      </w:r>
+      <w:r>
+        <w:rPr>
+          <w:rFonts w:eastAsia="黑体" w:cs="Times New Roman" w:hint="eastAsia"/>
+          <w:sz w:val="32"/>
+          <w:szCs w:val="32"/>
+        </w:rPr>
+        <w:t>26</w:t>
+      </w:r>
+      <w:r>
+        <w:rPr>
+          <w:rFonts w:eastAsia="黑体" w:cs="Times New Roman"/>
+          <w:sz w:val="32"/>
+          <w:szCs w:val="32"/>
         </w:rPr>
         <w:t>年</w:t>
       </w:r>
       <w:r>
         <w:rPr>
-          <w:rFonts w:hint="eastAsia"/>
+          <w:rFonts w:eastAsia="黑体" w:cs="Times New Roman"/>
+          <w:sz w:val="32"/>
+          <w:szCs w:val="32"/>
         </w:rPr>
         <w:t xml:space="preserve"> </w:t>
       </w:r>
       <w:r>
         <w:rPr>
-          <w:rFonts w:hint="eastAsia"/>
+          <w:rFonts w:eastAsia="黑体" w:cs="Times New Roman" w:hint="eastAsia"/>
+          <w:sz w:val="32"/>
+          <w:szCs w:val="32"/>
         </w:rPr>
-        <w:t>3</w:t>
+        <w:t>4</w:t>
       </w:r>
       <w:r>
         <w:rPr>
-          <w:rFonts w:hint="eastAsia"/>
+          <w:rFonts w:eastAsia="黑体" w:cs="Times New Roman"/>
+          <w:sz w:val="32"/>
+          <w:szCs w:val="32"/>
         </w:rPr>
         <w:t xml:space="preserve"> </w:t>
       </w:r>
       <w:r>
         <w:rPr>
-          <w:rFonts w:hint="eastAsia"/>
+          <w:rFonts w:eastAsia="黑体" w:cs="Times New Roman"/>
+          <w:sz w:val="32"/>
+          <w:szCs w:val="32"/>
         </w:rPr>
         <w:t>月</w:t>
       </w:r>
     </w:p>
     <w:p/>
-    <w:p/>
-    <w:p/>
-    <w:p/>
-    <w:p/>
-    <w:p/>
-    <w:p/>
-    <w:p/>
-    <w:p/>
-    <w:p/>
-    <w:p/>
-    <w:p/>
-    <w:p/>
-    <w:p/>
-    <w:p/>
-    <w:p/>
-    <w:p/>
-    <w:p/>
-    <w:p/>
-    <w:p/>
-    <w:p/>
-    <w:p/>
-    <w:p/>
-    <w:p/>
-    <w:p/>
-    <w:p/>
-    <w:p/>
-    <w:p/>
-    <w:p/>
+    <w:p>
+      <w:pPr>
+        <w:tabs>
+          <w:tab w:val="left" w:pos="900"/>
+          <w:tab w:val="left" w:pos="1080"/>
+          <w:tab w:val="left" w:pos="1260"/>
+        </w:tabs>
+        <w:rPr>
+          <w:rFonts w:ascii="宋体" w:hAnsi="宋体" w:cs="Times New Roman" w:hint="eastAsia"/>
+          <w:bCs/>
+          <w:kern w:val="0"/>
+        </w:rPr>
+      </w:pPr>
+      <w:bookmarkStart w:id="4" w:name="_Toc227451800"/>
+      <w:bookmarkStart w:id="5" w:name="_Toc227713212"/>
+      <w:r>
+        <w:rPr>
+          <w:rFonts w:cs="Times New Roman"/>
+          <w:noProof/>
+          <w:szCs w:val="21"/>
+        </w:rPr>
+        <w:lastRenderedPageBreak/>
+        <mc:AlternateContent>
+          <mc:Choice Requires="wps">
+            <w:drawing>
+              <wp:anchor distT="0" distB="0" distL="114300" distR="114300" simplePos="0" relativeHeight="251659264" behindDoc="0" locked="0" layoutInCell="1" allowOverlap="1" wp14:anchorId="4C52C05D" wp14:editId="1DAA7F96">
+                <wp:simplePos x="0" y="0"/>
+                <wp:positionH relativeFrom="column">
+                  <wp:posOffset>2590800</wp:posOffset>
+                </wp:positionH>
+                <wp:positionV relativeFrom="paragraph">
+                  <wp:posOffset>7620</wp:posOffset>
+                </wp:positionV>
+                <wp:extent cx="581660" cy="9266555"/>
+                <wp:effectExtent l="0" t="0" r="8890" b="0"/>
+                <wp:wrapNone/>
+                <wp:docPr id="84" name="文本框 77"/>
+                <wp:cNvGraphicFramePr>
+                  <a:graphicFrameLocks xmlns:a="http://schemas.openxmlformats.org/drawingml/2006/main"/>
+                </wp:cNvGraphicFramePr>
+                <a:graphic xmlns:a="http://schemas.openxmlformats.org/drawingml/2006/main">
+                  <a:graphicData uri="http://schemas.microsoft.com/office/word/2010/wordprocessingShape">
+                    <wps:wsp>
+                      <wps:cNvSpPr txBox="1">
+                        <a:spLocks noChangeArrowheads="1"/>
+                      </wps:cNvSpPr>
+                      <wps:spPr bwMode="auto">
+                        <a:xfrm>
+                          <a:off x="0" y="0"/>
+                          <a:ext cx="581660" cy="9266555"/>
+                        </a:xfrm>
+                        <a:prstGeom prst="rect">
+                          <a:avLst/>
+                        </a:prstGeom>
+                        <a:solidFill>
+                          <a:srgbClr val="C0C0C0"/>
+                        </a:solidFill>
+                        <a:ln>
+                          <a:noFill/>
+                        </a:ln>
+                        <a:effectLst/>
+                      </wps:spPr>
+                      <wps:txbx>
+                        <w:txbxContent>
+                          <w:p>
+                            <w:pPr>
+                              <w:spacing w:line="320" w:lineRule="atLeast"/>
+                              <w:ind w:firstLineChars="150" w:firstLine="452"/>
+                              <w:rPr>
+                                <w:rFonts w:ascii="黑体" w:eastAsia="黑体" w:hAnsi="黑体" w:hint="eastAsia"/>
+                                <w:b/>
+                                <w:bCs/>
+                                <w:spacing w:val="20"/>
+                                <w:sz w:val="28"/>
+                                <w:szCs w:val="28"/>
+                              </w:rPr>
+                            </w:pPr>
+                            <w:r>
+                              <w:rPr>
+                                <w:rFonts w:ascii="黑体" w:eastAsia="黑体" w:hAnsi="黑体" w:hint="eastAsia"/>
+                                <w:b/>
+                                <w:bCs/>
+                                <w:spacing w:val="20"/>
+                                <w:sz w:val="28"/>
+                                <w:szCs w:val="28"/>
+                              </w:rPr>
+                              <w:t>基 于</w:t>
+                            </w:r>
+                            <w:r>
+                              <w:rPr>
+                                <w:rFonts w:eastAsia="黑体" w:cs="Times New Roman" w:hint="eastAsia"/>
+                                <w:b/>
+                                <w:bCs/>
+                                <w:spacing w:val="20"/>
+                                <w:sz w:val="28"/>
+                                <w:szCs w:val="28"/>
+                              </w:rPr>
+                              <w:t>Lang Chain</w:t>
+                            </w:r>
+                            <w:r>
+                              <w:rPr>
+                                <w:rFonts w:ascii="黑体" w:eastAsia="黑体" w:hAnsi="黑体" w:hint="eastAsia"/>
+                                <w:b/>
+                                <w:bCs/>
+                                <w:spacing w:val="20"/>
+                                <w:sz w:val="28"/>
+                                <w:szCs w:val="28"/>
+                              </w:rPr>
+                              <w:t>框 架 的</w:t>
+                            </w:r>
+                            <w:r>
+                              <w:rPr>
+                                <w:rFonts w:ascii="黑体" w:eastAsia="黑体" w:hAnsi="黑体" w:hint="eastAsia"/>
+                                <w:b/>
+                                <w:bCs/>
+                                <w:spacing w:val="20"/>
+                                <w:sz w:val="28"/>
+                                <w:szCs w:val="28"/>
+                              </w:rPr>
+                              <w:t>Agent设 计 开 发 平 台</w:t>
+                            </w:r>
+                            <w:r>
+                              <w:rPr>
+                                <w:rFonts w:ascii="黑体" w:eastAsia="黑体" w:hAnsi="黑体" w:hint="eastAsia"/>
+                                <w:b/>
+                                <w:bCs/>
+                                <w:spacing w:val="20"/>
+                                <w:sz w:val="28"/>
+                                <w:szCs w:val="28"/>
+                              </w:rPr>
+                              <w:t xml:space="preserve">    </w:t>
+                            </w:r>
+                            <w:r>
+                              <w:rPr>
+                                <w:rFonts w:ascii="黑体" w:eastAsia="黑体" w:hAnsi="黑体" w:hint="eastAsia"/>
+                                <w:b/>
+                                <w:bCs/>
+                                <w:spacing w:val="20"/>
+                                <w:sz w:val="28"/>
+                                <w:szCs w:val="28"/>
+                              </w:rPr>
+                              <w:t>张连登</w:t>
+                            </w:r>
+                            <w:r>
+                              <w:rPr>
+                                <w:rFonts w:ascii="黑体" w:eastAsia="黑体" w:hAnsi="黑体" w:hint="eastAsia"/>
+                                <w:b/>
+                                <w:bCs/>
+                                <w:spacing w:val="20"/>
+                                <w:sz w:val="28"/>
+                                <w:szCs w:val="28"/>
+                              </w:rPr>
+                              <w:t xml:space="preserve">    </w:t>
+                            </w:r>
+                            <w:r>
+                              <w:rPr>
+                                <w:rFonts w:ascii="黑体" w:eastAsia="黑体" w:hAnsi="黑体" w:hint="eastAsia"/>
+                                <w:b/>
+                                <w:bCs/>
+                                <w:spacing w:val="20"/>
+                              </w:rPr>
+                              <w:t>计算机学院</w:t>
+                            </w:r>
+                          </w:p>
+                        </w:txbxContent>
+                      </wps:txbx>
+                      <wps:bodyPr rot="0" vert="eaVert" wrap="square" lIns="91440" tIns="720000" rIns="91440" bIns="720000" anchor="t" anchorCtr="0" upright="1">
+                        <a:noAutofit/>
+                      </wps:bodyPr>
+                    </wps:wsp>
+                  </a:graphicData>
+                </a:graphic>
+              </wp:anchor>
+            </w:drawing>
+          </mc:Choice>
+          <mc:Fallback>
+            <w:pict>
+              <v:shapetype w14:anchorId="4C52C05D" id="_x0000_t202" coordsize="21600,21600" o:spt="202" path="m,l,21600r21600,l21600,xe">
+                <v:stroke joinstyle="miter"/>
+                <v:path gradientshapeok="t" o:connecttype="rect"/>
+              </v:shapetype>
+              <v:shape id="文本框 77" o:spid="_x0000_s1026" type="#_x0000_t202" style="position:absolute;left:0;text-align:left;margin-left:204pt;margin-top:.6pt;width:45.8pt;height:729.65pt;z-index:251659264;visibility:visible;mso-wrap-style:square;mso-wrap-distance-left:9pt;mso-wrap-distance-top:0;mso-wrap-distance-right:9pt;mso-wrap-distance-bottom:0;mso-position-horizontal:absolute;mso-position-horizontal-relative:text;mso-position-vertical:absolute;mso-position-vertical-relative:text;v-text-anchor:top" o:gfxdata="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" fillcolor="silver" stroked="f">
+                <v:textbox style="layout-flow:vertical-ideographic" inset=",20mm,,20mm">
+                  <w:txbxContent>
+                    <w:p>
+                      <w:pPr>
+                        <w:spacing w:line="320" w:lineRule="atLeast"/>
+                        <w:ind w:firstLineChars="150" w:firstLine="452"/>
+                        <w:rPr>
+                          <w:rFonts w:ascii="黑体" w:eastAsia="黑体" w:hAnsi="黑体" w:hint="eastAsia"/>
+                          <w:b/>
+                          <w:bCs/>
+                          <w:spacing w:val="20"/>
+                          <w:sz w:val="28"/>
+                          <w:szCs w:val="28"/>
+                        </w:rPr>
+                      </w:pPr>
+                      <w:r>
+                        <w:rPr>
+                          <w:rFonts w:ascii="黑体" w:eastAsia="黑体" w:hAnsi="黑体" w:hint="eastAsia"/>
+                          <w:b/>
+                          <w:bCs/>
+                          <w:spacing w:val="20"/>
+                          <w:sz w:val="28"/>
+                          <w:szCs w:val="28"/>
+                        </w:rPr>
+                        <w:t>基 于</w:t>
+                      </w:r>
+                      <w:r>
+                        <w:rPr>
+                          <w:rFonts w:eastAsia="黑体" w:cs="Times New Roman" w:hint="eastAsia"/>
+                          <w:b/>
+                          <w:bCs/>
+                          <w:spacing w:val="20"/>
+                          <w:sz w:val="28"/>
+                          <w:szCs w:val="28"/>
+                        </w:rPr>
+                        <w:t>Lang Chain</w:t>
+                      </w:r>
+                      <w:r>
+                        <w:rPr>
+                          <w:rFonts w:ascii="黑体" w:eastAsia="黑体" w:hAnsi="黑体" w:hint="eastAsia"/>
+                          <w:b/>
+                          <w:bCs/>
+                          <w:spacing w:val="20"/>
+                          <w:sz w:val="28"/>
+                          <w:szCs w:val="28"/>
+                        </w:rPr>
+                        <w:t>框 架 的</w:t>
+                      </w:r>
+                      <w:r>
+                        <w:rPr>
+                          <w:rFonts w:ascii="黑体" w:eastAsia="黑体" w:hAnsi="黑体" w:hint="eastAsia"/>
+                          <w:b/>
+                          <w:bCs/>
+                          <w:spacing w:val="20"/>
+                          <w:sz w:val="28"/>
+                          <w:szCs w:val="28"/>
+                        </w:rPr>
+                        <w:t>Agent设 计 开 发 平 台</w:t>
+                      </w:r>
+                      <w:r>
+                        <w:rPr>
+                          <w:rFonts w:ascii="黑体" w:eastAsia="黑体" w:hAnsi="黑体" w:hint="eastAsia"/>
+                          <w:b/>
+                          <w:bCs/>
+                          <w:spacing w:val="20"/>
+                          <w:sz w:val="28"/>
+                          <w:szCs w:val="28"/>
+                        </w:rPr>
+                        <w:t xml:space="preserve">    </w:t>
+                      </w:r>
+                      <w:r>
+                        <w:rPr>
+                          <w:rFonts w:ascii="黑体" w:eastAsia="黑体" w:hAnsi="黑体" w:hint="eastAsia"/>
+                          <w:b/>
+                          <w:bCs/>
+                          <w:spacing w:val="20"/>
+                          <w:sz w:val="28"/>
+                          <w:szCs w:val="28"/>
+                        </w:rPr>
+                        <w:t>张连登</w:t>
+                      </w:r>
+                      <w:r>
+                        <w:rPr>
+                          <w:rFonts w:ascii="黑体" w:eastAsia="黑体" w:hAnsi="黑体" w:hint="eastAsia"/>
+                          <w:b/>
+                          <w:bCs/>
+                          <w:spacing w:val="20"/>
+                          <w:sz w:val="28"/>
+                          <w:szCs w:val="28"/>
+                        </w:rPr>
+                        <w:t xml:space="preserve">    </w:t>
+                      </w:r>
+                      <w:r>
+                        <w:rPr>
+                          <w:rFonts w:ascii="黑体" w:eastAsia="黑体" w:hAnsi="黑体" w:hint="eastAsia"/>
+                          <w:b/>
+                          <w:bCs/>
+                          <w:spacing w:val="20"/>
+                        </w:rPr>
+                        <w:t>计算机学院</w:t>
+                      </w:r>
+                    </w:p>
+                  </w:txbxContent>
+                </v:textbox>
+              </v:shape>
+            </w:pict>
+          </mc:Fallback>
+        </mc:AlternateContent>
+      </w:r>
+    </w:p>
+    <w:p>
+      <w:pPr>
+        <w:tabs>
+          <w:tab w:val="left" w:pos="900"/>
+          <w:tab w:val="left" w:pos="1080"/>
+          <w:tab w:val="left" w:pos="1260"/>
+        </w:tabs>
+        <w:rPr>
+          <w:rFonts w:ascii="宋体" w:hAnsi="宋体" w:cs="Times New Roman" w:hint="eastAsia"/>
+          <w:bCs/>
+          <w:kern w:val="0"/>
+        </w:rPr>
+      </w:pPr>
+    </w:p>
+    <w:p>
+      <w:pPr>
+        <w:tabs>
+          <w:tab w:val="left" w:pos="900"/>
+          <w:tab w:val="left" w:pos="1080"/>
+          <w:tab w:val="left" w:pos="1260"/>
+        </w:tabs>
+        <w:rPr>
+          <w:rFonts w:ascii="宋体" w:hAnsi="宋体" w:cs="Times New Roman" w:hint="eastAsia"/>
+          <w:bCs/>
+          <w:kern w:val="0"/>
+        </w:rPr>
+      </w:pPr>
+    </w:p>
+    <w:p>
+      <w:pPr>
+        <w:tabs>
+          <w:tab w:val="left" w:pos="900"/>
+          <w:tab w:val="left" w:pos="1080"/>
+          <w:tab w:val="left" w:pos="1260"/>
+        </w:tabs>
+        <w:rPr>
+          <w:rFonts w:ascii="宋体" w:hAnsi="宋体" w:cs="Times New Roman" w:hint="eastAsia"/>
+          <w:bCs/>
+          <w:kern w:val="0"/>
+        </w:rPr>
+      </w:pPr>
+    </w:p>
+    <w:p>
+      <w:pPr>
+        <w:tabs>
+          <w:tab w:val="left" w:pos="900"/>
+          <w:tab w:val="left" w:pos="1080"/>
+          <w:tab w:val="left" w:pos="1260"/>
+        </w:tabs>
+        <w:rPr>
+          <w:rFonts w:ascii="宋体" w:hAnsi="宋体" w:cs="Times New Roman" w:hint="eastAsia"/>
+          <w:bCs/>
+          <w:kern w:val="0"/>
+        </w:rPr>
+      </w:pPr>
+    </w:p>
+    <w:p>
+      <w:pPr>
+        <w:tabs>
+          <w:tab w:val="left" w:pos="900"/>
+          <w:tab w:val="left" w:pos="1080"/>
+          <w:tab w:val="left" w:pos="1260"/>
+        </w:tabs>
+        <w:rPr>
+          <w:rFonts w:ascii="宋体" w:hAnsi="宋体" w:cs="Times New Roman" w:hint="eastAsia"/>
+          <w:bCs/>
+          <w:kern w:val="0"/>
+        </w:rPr>
+      </w:pPr>
+    </w:p>
+    <w:p>
+      <w:pPr>
+        <w:tabs>
+          <w:tab w:val="left" w:pos="900"/>
+          <w:tab w:val="left" w:pos="1080"/>
+          <w:tab w:val="left" w:pos="1260"/>
+        </w:tabs>
+        <w:rPr>
+          <w:rFonts w:ascii="宋体" w:hAnsi="宋体" w:cs="Times New Roman" w:hint="eastAsia"/>
+          <w:bCs/>
+          <w:kern w:val="0"/>
+        </w:rPr>
+      </w:pPr>
+    </w:p>
+    <w:p>
+      <w:pPr>
+        <w:tabs>
+          <w:tab w:val="left" w:pos="900"/>
+          <w:tab w:val="left" w:pos="1080"/>
+          <w:tab w:val="left" w:pos="1260"/>
+        </w:tabs>
+        <w:rPr>
+          <w:rFonts w:ascii="宋体" w:hAnsi="宋体" w:cs="Times New Roman" w:hint="eastAsia"/>
+          <w:bCs/>
+          <w:kern w:val="0"/>
+        </w:rPr>
+      </w:pPr>
+    </w:p>
+    <w:p>
+      <w:pPr>
+        <w:tabs>
+          <w:tab w:val="left" w:pos="900"/>
+          <w:tab w:val="left" w:pos="1080"/>
+          <w:tab w:val="left" w:pos="1260"/>
+        </w:tabs>
+        <w:rPr>
+          <w:rFonts w:ascii="宋体" w:hAnsi="宋体" w:cs="Times New Roman" w:hint="eastAsia"/>
+          <w:bCs/>
+          <w:kern w:val="0"/>
+        </w:rPr>
+      </w:pPr>
+    </w:p>
+    <w:p>
+      <w:pPr>
+        <w:tabs>
+          <w:tab w:val="left" w:pos="900"/>
+          <w:tab w:val="left" w:pos="1080"/>
+          <w:tab w:val="left" w:pos="1260"/>
+        </w:tabs>
+        <w:rPr>
+          <w:rFonts w:ascii="宋体" w:hAnsi="宋体" w:cs="Times New Roman" w:hint="eastAsia"/>
+          <w:bCs/>
+          <w:kern w:val="0"/>
+        </w:rPr>
+      </w:pPr>
+    </w:p>
+    <w:p>
+      <w:pPr>
+        <w:tabs>
+          <w:tab w:val="left" w:pos="900"/>
+          <w:tab w:val="left" w:pos="1080"/>
+          <w:tab w:val="left" w:pos="1260"/>
+        </w:tabs>
+        <w:rPr>
+          <w:rFonts w:ascii="宋体" w:hAnsi="宋体" w:cs="Times New Roman" w:hint="eastAsia"/>
+          <w:bCs/>
+          <w:kern w:val="0"/>
+        </w:rPr>
+      </w:pPr>
+    </w:p>
+    <w:p>
+      <w:pPr>
+        <w:tabs>
+          <w:tab w:val="left" w:pos="900"/>
+          <w:tab w:val="left" w:pos="1080"/>
+          <w:tab w:val="left" w:pos="1260"/>
+        </w:tabs>
+        <w:rPr>
+          <w:rFonts w:ascii="宋体" w:hAnsi="宋体" w:cs="Times New Roman" w:hint="eastAsia"/>
+          <w:bCs/>
+          <w:kern w:val="0"/>
+        </w:rPr>
+      </w:pPr>
+    </w:p>
+    <w:p>
+      <w:pPr>
+        <w:tabs>
+          <w:tab w:val="left" w:pos="900"/>
+          <w:tab w:val="left" w:pos="1080"/>
+          <w:tab w:val="left" w:pos="1260"/>
+        </w:tabs>
+        <w:rPr>
+          <w:rFonts w:ascii="宋体" w:hAnsi="宋体" w:cs="Times New Roman" w:hint="eastAsia"/>
+          <w:bCs/>
+          <w:kern w:val="0"/>
+        </w:rPr>
+      </w:pPr>
+    </w:p>
+    <w:p>
+      <w:pPr>
+        <w:tabs>
+          <w:tab w:val="left" w:pos="900"/>
+          <w:tab w:val="left" w:pos="1080"/>
+          <w:tab w:val="left" w:pos="1260"/>
+        </w:tabs>
+        <w:rPr>
+          <w:rFonts w:ascii="宋体" w:hAnsi="宋体" w:cs="Times New Roman" w:hint="eastAsia"/>
+          <w:bCs/>
+          <w:kern w:val="0"/>
+        </w:rPr>
+      </w:pPr>
+    </w:p>
+    <w:p>
+      <w:pPr>
+        <w:tabs>
+          <w:tab w:val="left" w:pos="900"/>
+          <w:tab w:val="left" w:pos="1080"/>
+          <w:tab w:val="left" w:pos="1260"/>
+        </w:tabs>
+        <w:rPr>
+          <w:rFonts w:ascii="宋体" w:hAnsi="宋体" w:cs="Times New Roman" w:hint="eastAsia"/>
+          <w:bCs/>
+          <w:kern w:val="0"/>
+        </w:rPr>
+      </w:pPr>
+    </w:p>
+    <w:p>
+      <w:pPr>
+        <w:tabs>
+          <w:tab w:val="left" w:pos="900"/>
+          <w:tab w:val="left" w:pos="1080"/>
+          <w:tab w:val="left" w:pos="1260"/>
+        </w:tabs>
+        <w:rPr>
+          <w:rFonts w:ascii="宋体" w:hAnsi="宋体" w:cs="Times New Roman" w:hint="eastAsia"/>
+          <w:bCs/>
+          <w:kern w:val="0"/>
+        </w:rPr>
+      </w:pPr>
+    </w:p>
+    <w:p>
+      <w:pPr>
+        <w:tabs>
+          <w:tab w:val="left" w:pos="900"/>
+          <w:tab w:val="left" w:pos="1080"/>
+          <w:tab w:val="left" w:pos="1260"/>
+        </w:tabs>
+        <w:rPr>
+          <w:rFonts w:ascii="宋体" w:hAnsi="宋体" w:cs="Times New Roman" w:hint="eastAsia"/>
+          <w:bCs/>
+          <w:kern w:val="0"/>
+        </w:rPr>
+      </w:pPr>
+    </w:p>
+    <w:p>
+      <w:pPr>
+        <w:tabs>
+          <w:tab w:val="left" w:pos="900"/>
+          <w:tab w:val="left" w:pos="1080"/>
+          <w:tab w:val="left" w:pos="1260"/>
+        </w:tabs>
+        <w:rPr>
+          <w:rFonts w:ascii="宋体" w:hAnsi="宋体" w:cs="Times New Roman" w:hint="eastAsia"/>
+          <w:bCs/>
+          <w:kern w:val="0"/>
+        </w:rPr>
+      </w:pPr>
+    </w:p>
+    <w:p>
+      <w:pPr>
+        <w:tabs>
+          <w:tab w:val="left" w:pos="900"/>
+          <w:tab w:val="left" w:pos="1080"/>
+          <w:tab w:val="left" w:pos="1260"/>
+        </w:tabs>
+        <w:rPr>
+          <w:rFonts w:ascii="宋体" w:hAnsi="宋体" w:cs="Times New Roman" w:hint="eastAsia"/>
+          <w:bCs/>
+          <w:kern w:val="0"/>
+        </w:rPr>
+      </w:pPr>
+    </w:p>
+    <w:p>
+      <w:pPr>
+        <w:tabs>
+          <w:tab w:val="left" w:pos="900"/>
+          <w:tab w:val="left" w:pos="1080"/>
+          <w:tab w:val="left" w:pos="1260"/>
+        </w:tabs>
+        <w:rPr>
+          <w:rFonts w:ascii="宋体" w:hAnsi="宋体" w:cs="Times New Roman" w:hint="eastAsia"/>
+          <w:bCs/>
+          <w:kern w:val="0"/>
+        </w:rPr>
+      </w:pPr>
+    </w:p>
+    <w:p>
+      <w:pPr>
+        <w:tabs>
+          <w:tab w:val="left" w:pos="900"/>
+          <w:tab w:val="left" w:pos="1080"/>
+          <w:tab w:val="left" w:pos="1260"/>
+        </w:tabs>
+        <w:rPr>
+          <w:rFonts w:ascii="宋体" w:hAnsi="宋体" w:cs="Times New Roman" w:hint="eastAsia"/>
+          <w:bCs/>
+          <w:kern w:val="0"/>
+        </w:rPr>
+      </w:pPr>
+    </w:p>
+    <w:p>
+      <w:pPr>
+        <w:tabs>
+          <w:tab w:val="left" w:pos="900"/>
+          <w:tab w:val="left" w:pos="1080"/>
+          <w:tab w:val="left" w:pos="1260"/>
+        </w:tabs>
+        <w:rPr>
+          <w:rFonts w:ascii="宋体" w:hAnsi="宋体" w:cs="Times New Roman" w:hint="eastAsia"/>
+          <w:bCs/>
+          <w:kern w:val="0"/>
+        </w:rPr>
+      </w:pPr>
+    </w:p>
+    <w:p>
+      <w:pPr>
+        <w:tabs>
+          <w:tab w:val="left" w:pos="900"/>
+          <w:tab w:val="left" w:pos="1080"/>
+          <w:tab w:val="left" w:pos="1260"/>
+        </w:tabs>
+        <w:ind w:firstLineChars="0" w:firstLine="0"/>
+        <w:rPr>
+          <w:rFonts w:ascii="宋体" w:hAnsi="宋体" w:cs="Times New Roman" w:hint="eastAsia"/>
+          <w:bCs/>
+          <w:kern w:val="0"/>
+        </w:rPr>
+      </w:pPr>
+    </w:p>
     <w:p>
       <w:pPr>
         <w:pStyle w:val="13"/>
         <w:spacing w:before="120" w:after="120"/>
       </w:pPr>
-      <w:bookmarkStart w:id="2" w:name="_Toc227451800"/>
-      <w:bookmarkStart w:id="3" w:name="_Toc227713212"/>
       <w:r>
         <w:lastRenderedPageBreak/>
         <w:t>摘要</w:t>
       </w:r>
-      <w:bookmarkEnd w:id="2"/>
-      <w:bookmarkEnd w:id="3"/>
+      <w:bookmarkEnd w:id="4"/>
+      <w:bookmarkEnd w:id="5"/>
     </w:p>
     <w:p>
       <w:r>
@@ -832,8 +1607,8 @@
           <w:sz w:val="28"/>
         </w:rPr>
       </w:pPr>
-      <w:bookmarkStart w:id="4" w:name="_Toc227451801"/>
-      <w:bookmarkStart w:id="5" w:name="_Toc227713213"/>
+      <w:bookmarkStart w:id="6" w:name="_Toc227451801"/>
+      <w:bookmarkStart w:id="7" w:name="_Toc227713213"/>
       <w:r>
         <w:rPr>
           <w:rStyle w:val="keyword0"/>
@@ -890,8 +1665,8 @@
         </w:rPr>
         <w:t>，检索增强，工具调用，工作流编排，多租户</w:t>
       </w:r>
-      <w:bookmarkEnd w:id="4"/>
-      <w:bookmarkEnd w:id="5"/>
+      <w:bookmarkEnd w:id="6"/>
+      <w:bookmarkEnd w:id="7"/>
     </w:p>
     <w:p>
       <w:r>
@@ -905,14 +1680,14 @@
         <w:pStyle w:val="13"/>
         <w:spacing w:before="120" w:after="120"/>
       </w:pPr>
-      <w:bookmarkStart w:id="6" w:name="_Toc227451802"/>
-      <w:bookmarkStart w:id="7" w:name="_Toc227713214"/>
+      <w:bookmarkStart w:id="8" w:name="_Toc227451802"/>
+      <w:bookmarkStart w:id="9" w:name="_Toc227713214"/>
       <w:r>
         <w:lastRenderedPageBreak/>
         <w:t>Abstract</w:t>
       </w:r>
-      <w:bookmarkEnd w:id="6"/>
-      <w:bookmarkEnd w:id="7"/>
+      <w:bookmarkEnd w:id="8"/>
+      <w:bookmarkEnd w:id="9"/>
     </w:p>
     <w:p>
       <w:r>
@@ -967,8 +1742,8 @@
         <w:pStyle w:val="keyword"/>
         <w:spacing w:before="120" w:after="120"/>
       </w:pPr>
-      <w:bookmarkStart w:id="8" w:name="_Toc227451803"/>
-      <w:bookmarkStart w:id="9" w:name="_Toc227713215"/>
+      <w:bookmarkStart w:id="10" w:name="_Toc227451803"/>
+      <w:bookmarkStart w:id="11" w:name="_Toc227713215"/>
       <w:r>
         <w:t>Keywords</w:t>
       </w:r>
@@ -1004,8 +1779,8 @@
         </w:rPr>
         <w:t>, Retrieval-Augmented Generation, Tool Use, Workflow Orchestration, Multi-Tenancy</w:t>
       </w:r>
-      <w:bookmarkEnd w:id="8"/>
-      <w:bookmarkEnd w:id="9"/>
+      <w:bookmarkEnd w:id="10"/>
+      <w:bookmarkEnd w:id="11"/>
     </w:p>
     <w:p>
       <w:r>
@@ -7465,7 +8240,7 @@
           <w:lang w:val="zh-CN"/>
         </w:rPr>
       </w:pPr>
-      <w:bookmarkStart w:id="10" w:name="_Toc227713216"/>
+      <w:bookmarkStart w:id="12" w:name="_Toc227713216"/>
       <w:r>
         <w:rPr>
           <w:rFonts w:ascii="黑体" w:eastAsia="黑体" w:hAnsi="黑体"/>
@@ -7496,21 +8271,21 @@
         </w:rPr>
         <w:t>引言</w:t>
       </w:r>
-      <w:bookmarkEnd w:id="10"/>
+      <w:bookmarkEnd w:id="12"/>
     </w:p>
     <w:p>
       <w:pPr>
         <w:pStyle w:val="110"/>
         <w:spacing w:before="120" w:after="120"/>
       </w:pPr>
-      <w:bookmarkStart w:id="11" w:name="_Toc227713217"/>
+      <w:bookmarkStart w:id="13" w:name="_Toc227713217"/>
       <w:r>
         <w:t xml:space="preserve">1.1 </w:t>
       </w:r>
       <w:r>
         <w:t>研究背景</w:t>
       </w:r>
-      <w:bookmarkEnd w:id="11"/>
+      <w:bookmarkEnd w:id="13"/>
     </w:p>
     <w:p>
       <w:proofErr w:type="gramStart"/>
@@ -7602,14 +8377,14 @@
         <w:pStyle w:val="110"/>
         <w:spacing w:before="120" w:after="120"/>
       </w:pPr>
-      <w:bookmarkStart w:id="12" w:name="_Toc227713218"/>
+      <w:bookmarkStart w:id="14" w:name="_Toc227713218"/>
       <w:r>
         <w:t xml:space="preserve">1.2 </w:t>
       </w:r>
       <w:r>
         <w:t>研究意义</w:t>
       </w:r>
-      <w:bookmarkEnd w:id="12"/>
+      <w:bookmarkEnd w:id="14"/>
     </w:p>
     <w:p>
       <w:r>
@@ -7654,14 +8429,14 @@
         <w:pStyle w:val="110"/>
         <w:spacing w:before="120" w:after="120"/>
       </w:pPr>
-      <w:bookmarkStart w:id="13" w:name="_Toc227713219"/>
+      <w:bookmarkStart w:id="15" w:name="_Toc227713219"/>
       <w:r>
         <w:t xml:space="preserve">1.3 </w:t>
       </w:r>
       <w:r>
         <w:t>国内外研究现状与问题</w:t>
       </w:r>
-      <w:bookmarkEnd w:id="13"/>
+      <w:bookmarkEnd w:id="15"/>
     </w:p>
     <w:p>
       <w:r>
@@ -7682,10 +8457,7 @@
         <w:t>[1]</w:t>
       </w:r>
       <w:r>
-        <w:t>。</w:t>
-      </w:r>
-      <w:r>
-        <w:t>学术界在智能体范式、检索增强、长上下文记忆、多</w:t>
+        <w:t>。学术界在智能体范式、检索增强、长上下文记忆、多</w:t>
       </w:r>
       <w:proofErr w:type="gramStart"/>
       <w:r>
@@ -7757,7 +8529,11 @@
       </w:r>
       <w:proofErr w:type="gramEnd"/>
       <w:r>
-        <w:t>实现任务分解，但其状态管理粒度较粗，对话历史膨胀后易导致上下文窗口溢出，且缺乏对单</w:t>
+        <w:t>实现任务分解，但其状态管理粒度较粗，对话</w:t>
+      </w:r>
+      <w:r>
+        <w:lastRenderedPageBreak/>
+        <w:t>历史膨胀后易导致上下文窗口溢出，且缺乏对单</w:t>
       </w:r>
       <w:proofErr w:type="gramStart"/>
       <w:r>
@@ -7866,14 +8642,14 @@
         <w:pStyle w:val="110"/>
         <w:spacing w:before="120" w:after="120"/>
       </w:pPr>
-      <w:bookmarkStart w:id="14" w:name="_Toc227713220"/>
+      <w:bookmarkStart w:id="16" w:name="_Toc227713220"/>
       <w:r>
         <w:t xml:space="preserve">1.4 </w:t>
       </w:r>
       <w:r>
         <w:t>本文主要工作</w:t>
       </w:r>
-      <w:bookmarkEnd w:id="14"/>
+      <w:bookmarkEnd w:id="16"/>
     </w:p>
     <w:p>
       <w:r>
@@ -8038,17 +8814,18 @@
         <w:pStyle w:val="110"/>
         <w:spacing w:before="120" w:after="120"/>
       </w:pPr>
-      <w:bookmarkStart w:id="15" w:name="_Toc227713221"/>
+      <w:bookmarkStart w:id="17" w:name="_Toc227713221"/>
       <w:r>
         <w:t xml:space="preserve">1.5 </w:t>
       </w:r>
       <w:r>
         <w:t>本文结构安排</w:t>
       </w:r>
-      <w:bookmarkEnd w:id="15"/>
-    </w:p>
-    <w:p>
-      <w:r>
+      <w:bookmarkEnd w:id="17"/>
+    </w:p>
+    <w:p>
+      <w:r>
+        <w:lastRenderedPageBreak/>
         <w:t>本文共分为八章：第</w:t>
       </w:r>
       <w:r>
@@ -8127,7 +8904,7 @@
         <w:pStyle w:val="13"/>
         <w:spacing w:before="120" w:after="120"/>
       </w:pPr>
-      <w:bookmarkStart w:id="16" w:name="_Toc227713222"/>
+      <w:bookmarkStart w:id="18" w:name="_Toc227713222"/>
       <w:r>
         <w:lastRenderedPageBreak/>
         <w:t xml:space="preserve">2 </w:t>
@@ -8141,21 +8918,21 @@
       <w:r>
         <w:t>相关技术与理论基础</w:t>
       </w:r>
-      <w:bookmarkEnd w:id="16"/>
+      <w:bookmarkEnd w:id="18"/>
     </w:p>
     <w:p>
       <w:pPr>
         <w:pStyle w:val="110"/>
         <w:spacing w:before="120" w:after="120"/>
       </w:pPr>
-      <w:bookmarkStart w:id="17" w:name="_Toc227713223"/>
+      <w:bookmarkStart w:id="19" w:name="_Toc227713223"/>
       <w:r>
         <w:t xml:space="preserve">2.1 </w:t>
       </w:r>
       <w:r>
         <w:t>大语言模型与提示工程</w:t>
       </w:r>
-      <w:bookmarkEnd w:id="17"/>
+      <w:bookmarkEnd w:id="19"/>
     </w:p>
     <w:p>
       <w:r>
@@ -8207,7 +8984,7 @@
         <w:pStyle w:val="110"/>
         <w:spacing w:before="120" w:after="120"/>
       </w:pPr>
-      <w:bookmarkStart w:id="18" w:name="_Toc227713224"/>
+      <w:bookmarkStart w:id="20" w:name="_Toc227713224"/>
       <w:r>
         <w:t xml:space="preserve">2.2 </w:t>
       </w:r>
@@ -8222,7 +8999,7 @@
       <w:r>
         <w:t>智能体范式</w:t>
       </w:r>
-      <w:bookmarkEnd w:id="18"/>
+      <w:bookmarkEnd w:id="20"/>
     </w:p>
     <w:p>
       <w:proofErr w:type="spellStart"/>
@@ -8273,7 +9050,7 @@
         <w:pStyle w:val="110"/>
         <w:spacing w:before="120" w:after="120"/>
       </w:pPr>
-      <w:bookmarkStart w:id="19" w:name="_Toc227713225"/>
+      <w:bookmarkStart w:id="21" w:name="_Toc227713225"/>
       <w:r>
         <w:t xml:space="preserve">2.3 </w:t>
       </w:r>
@@ -8286,7 +9063,7 @@
       <w:r>
         <w:t>）</w:t>
       </w:r>
-      <w:bookmarkEnd w:id="19"/>
+      <w:bookmarkEnd w:id="21"/>
     </w:p>
     <w:p>
       <w:r>
@@ -8356,14 +9133,14 @@
         <w:pStyle w:val="110"/>
         <w:spacing w:before="120" w:after="120"/>
       </w:pPr>
-      <w:bookmarkStart w:id="20" w:name="_Toc227713226"/>
+      <w:bookmarkStart w:id="22" w:name="_Toc227713226"/>
       <w:r>
         <w:t xml:space="preserve">2.4 </w:t>
       </w:r>
       <w:r>
         <w:t>工作流编排与多步执行</w:t>
       </w:r>
-      <w:bookmarkEnd w:id="20"/>
+      <w:bookmarkEnd w:id="22"/>
     </w:p>
     <w:p>
       <w:r>
@@ -8396,10 +9173,7 @@
         <w:t>。</w:t>
       </w:r>
       <w:r>
-        <w:t>相似地</w:t>
-      </w:r>
-      <w:r>
-        <w:t>，</w:t>
+        <w:t>相似地，</w:t>
       </w:r>
       <w:r>
         <w:t>OpenAI</w:t>
@@ -8411,7 +9185,11 @@
         <w:t xml:space="preserve"> API </w:t>
       </w:r>
       <w:r>
-        <w:t>官方指南中归纳了提示工程的关键策略，主张通过撰写明确指令、提供参考示例以及将复杂任务分解为子步骤，以优化大语言模型的输出质量与稳定性</w:t>
+        <w:t>官方指南中归纳了提示工程的关键策略，主张通过撰写明确指令、提</w:t>
+      </w:r>
+      <w:r>
+        <w:lastRenderedPageBreak/>
+        <w:t>供参考示例以及将复杂任务分解为子步骤，以优化大语言模型的输出质量与稳定性</w:t>
       </w:r>
       <w:r>
         <w:rPr>
@@ -8502,7 +9280,7 @@
         <w:pStyle w:val="110"/>
         <w:spacing w:before="120" w:after="120"/>
       </w:pPr>
-      <w:bookmarkStart w:id="21" w:name="_Toc227713227"/>
+      <w:bookmarkStart w:id="23" w:name="_Toc227713227"/>
       <w:r>
         <w:t xml:space="preserve">2.5 </w:t>
       </w:r>
@@ -8513,7 +9291,7 @@
       <w:r>
         <w:t>栈</w:t>
       </w:r>
-      <w:bookmarkEnd w:id="21"/>
+      <w:bookmarkEnd w:id="23"/>
       <w:proofErr w:type="gramEnd"/>
     </w:p>
     <w:p>
@@ -8805,7 +9583,7 @@
       <w:r>
         <w:t xml:space="preserve"> </w:t>
       </w:r>
-      <w:bookmarkStart w:id="22" w:name="_Toc227713228"/>
+      <w:bookmarkStart w:id="24" w:name="_Toc227713228"/>
       <w:r>
         <w:rPr>
           <w:rFonts w:hint="eastAsia"/>
@@ -8815,11 +9593,12 @@
       <w:r>
         <w:t>现有工程框架的能力边界</w:t>
       </w:r>
-      <w:bookmarkEnd w:id="22"/>
+      <w:bookmarkEnd w:id="24"/>
     </w:p>
     <w:p>
       <w:proofErr w:type="spellStart"/>
       <w:r>
+        <w:lastRenderedPageBreak/>
         <w:t>LangChain</w:t>
       </w:r>
       <w:proofErr w:type="spellEnd"/>
@@ -9011,7 +9790,7 @@
         <w:pStyle w:val="13"/>
         <w:spacing w:before="120" w:after="120"/>
       </w:pPr>
-      <w:bookmarkStart w:id="23" w:name="_Toc227713229"/>
+      <w:bookmarkStart w:id="25" w:name="_Toc227713229"/>
       <w:r>
         <w:lastRenderedPageBreak/>
         <w:t xml:space="preserve">3 </w:t>
@@ -9025,21 +9804,21 @@
       <w:r>
         <w:t>方法框架与总体设计</w:t>
       </w:r>
-      <w:bookmarkEnd w:id="23"/>
+      <w:bookmarkEnd w:id="25"/>
     </w:p>
     <w:p>
       <w:pPr>
         <w:pStyle w:val="110"/>
         <w:spacing w:before="120" w:after="120"/>
       </w:pPr>
-      <w:bookmarkStart w:id="24" w:name="_Toc227713230"/>
+      <w:bookmarkStart w:id="26" w:name="_Toc227713230"/>
       <w:r>
         <w:t xml:space="preserve">3.1 </w:t>
       </w:r>
       <w:r>
         <w:t>闭环框架概述</w:t>
       </w:r>
-      <w:bookmarkEnd w:id="24"/>
+      <w:bookmarkEnd w:id="26"/>
     </w:p>
     <w:p>
       <w:r>
@@ -9177,14 +9956,14 @@
         <w:pStyle w:val="110"/>
         <w:spacing w:before="120" w:after="120"/>
       </w:pPr>
-      <w:bookmarkStart w:id="25" w:name="_Toc227713231"/>
+      <w:bookmarkStart w:id="27" w:name="_Toc227713231"/>
       <w:r>
         <w:t xml:space="preserve">3.2 </w:t>
       </w:r>
       <w:r>
         <w:t>模块划分与接口</w:t>
       </w:r>
-      <w:bookmarkEnd w:id="25"/>
+      <w:bookmarkEnd w:id="27"/>
     </w:p>
     <w:p>
       <w:r>
@@ -9206,10 +9985,7 @@
         <w:t>基于此</w:t>
       </w:r>
       <w:r>
-        <w:t>，</w:t>
-      </w:r>
-      <w:r>
-        <w:t>为保证复用与可扩展性，</w:t>
+        <w:t>，为保证复用与可扩展性，</w:t>
       </w:r>
       <w:r>
         <w:rPr>
@@ -9231,11 +10007,6 @@
       </w:r>
     </w:p>
     <w:p>
-      <w:pPr>
-        <w:rPr>
-          <w:rFonts w:hint="eastAsia"/>
-        </w:rPr>
-      </w:pPr>
       <w:r>
         <w:t>状态与上下文：统一的</w:t>
       </w:r>
@@ -9318,14 +10089,14 @@
         <w:pStyle w:val="110"/>
         <w:spacing w:before="120" w:after="120"/>
       </w:pPr>
-      <w:bookmarkStart w:id="26" w:name="_Toc227713232"/>
+      <w:bookmarkStart w:id="28" w:name="_Toc227713232"/>
       <w:r>
         <w:t xml:space="preserve">3.3 Planner—Executor—Check </w:t>
       </w:r>
       <w:r>
         <w:t>链式工作流</w:t>
       </w:r>
-      <w:bookmarkEnd w:id="26"/>
+      <w:bookmarkEnd w:id="28"/>
     </w:p>
     <w:p>
       <w:r>
@@ -9342,6 +10113,7 @@
     </w:p>
     <w:p>
       <w:r>
+        <w:lastRenderedPageBreak/>
         <w:t>Executor</w:t>
       </w:r>
       <w:r>
@@ -9371,14 +10143,14 @@
         <w:pStyle w:val="110"/>
         <w:spacing w:before="120" w:after="120"/>
       </w:pPr>
-      <w:bookmarkStart w:id="27" w:name="_Toc227713233"/>
+      <w:bookmarkStart w:id="29" w:name="_Toc227713233"/>
       <w:r>
         <w:t xml:space="preserve">3.4 </w:t>
       </w:r>
       <w:r>
         <w:t>多租户与权限边界</w:t>
       </w:r>
-      <w:bookmarkEnd w:id="27"/>
+      <w:bookmarkEnd w:id="29"/>
     </w:p>
     <w:p>
       <w:r>
@@ -9409,14 +10181,14 @@
         <w:pStyle w:val="110"/>
         <w:spacing w:before="120" w:after="120"/>
       </w:pPr>
-      <w:bookmarkStart w:id="28" w:name="_Toc227713234"/>
+      <w:bookmarkStart w:id="30" w:name="_Toc227713234"/>
       <w:r>
         <w:t xml:space="preserve">3.5 </w:t>
       </w:r>
       <w:r>
         <w:t>轨迹记录与结构化数据模型</w:t>
       </w:r>
-      <w:bookmarkEnd w:id="28"/>
+      <w:bookmarkEnd w:id="30"/>
     </w:p>
     <w:p>
       <w:r>
@@ -9490,7 +10262,7 @@
         <w:pStyle w:val="1110"/>
         <w:spacing w:before="120" w:after="120"/>
       </w:pPr>
-      <w:bookmarkStart w:id="29" w:name="_Toc227713235"/>
+      <w:bookmarkStart w:id="31" w:name="_Toc227713235"/>
       <w:r>
         <w:rPr>
           <w:rFonts w:hint="eastAsia"/>
@@ -9500,7 +10272,7 @@
       <w:r>
         <w:t>计划结构</w:t>
       </w:r>
-      <w:bookmarkEnd w:id="29"/>
+      <w:bookmarkEnd w:id="31"/>
     </w:p>
     <w:p>
       <w:r>
@@ -9579,7 +10351,7 @@
         <w:pStyle w:val="1110"/>
         <w:spacing w:before="120" w:after="120"/>
       </w:pPr>
-      <w:bookmarkStart w:id="30" w:name="_Toc227713236"/>
+      <w:bookmarkStart w:id="32" w:name="_Toc227713236"/>
       <w:r>
         <w:rPr>
           <w:rFonts w:hint="eastAsia"/>
@@ -9589,7 +10361,7 @@
       <w:r>
         <w:t>执行轨迹</w:t>
       </w:r>
-      <w:bookmarkEnd w:id="30"/>
+      <w:bookmarkEnd w:id="32"/>
     </w:p>
     <w:p>
       <w:r>
@@ -9616,7 +10388,11 @@
         <w:t>server</w:t>
       </w:r>
       <w:r>
-        <w:t>）。这种形式既能支持流式前端展示（逐条工具调用的开始与结束事件），也能支持离线评测（统计工具调用次数、失败率、平均耗时等）。</w:t>
+        <w:t>）。这种形式既能支持流式前端展示（逐条工具调</w:t>
+      </w:r>
+      <w:r>
+        <w:lastRenderedPageBreak/>
+        <w:t>用的开始与结束事件），也能支持离线评测（统计工具调用次数、失败率、平均耗时等）。</w:t>
       </w:r>
       <w:r>
         <w:t xml:space="preserve"> </w:t>
@@ -9627,7 +10403,7 @@
         <w:pStyle w:val="1110"/>
         <w:spacing w:before="120" w:after="120"/>
       </w:pPr>
-      <w:bookmarkStart w:id="31" w:name="_Toc227713237"/>
+      <w:bookmarkStart w:id="33" w:name="_Toc227713237"/>
       <w:r>
         <w:rPr>
           <w:rFonts w:hint="eastAsia"/>
@@ -9637,7 +10413,7 @@
       <w:r>
         <w:t>校验结果</w:t>
       </w:r>
-      <w:bookmarkEnd w:id="31"/>
+      <w:bookmarkEnd w:id="33"/>
     </w:p>
     <w:p>
       <w:r>
@@ -10597,17 +11373,18 @@
         <w:pStyle w:val="110"/>
         <w:spacing w:before="120" w:after="120"/>
       </w:pPr>
-      <w:bookmarkStart w:id="32" w:name="_Toc227713238"/>
+      <w:bookmarkStart w:id="34" w:name="_Toc227713238"/>
       <w:r>
         <w:t xml:space="preserve">3.6 </w:t>
       </w:r>
       <w:r>
         <w:t>失败恢复与反思机制设计</w:t>
       </w:r>
-      <w:bookmarkEnd w:id="32"/>
-    </w:p>
-    <w:p>
-      <w:r>
+      <w:bookmarkEnd w:id="34"/>
+    </w:p>
+    <w:p>
+      <w:r>
+        <w:lastRenderedPageBreak/>
         <w:t>在开放环境中，失败往往来自</w:t>
       </w:r>
       <w:r>
@@ -10675,7 +11452,7 @@
         <w:pStyle w:val="1110"/>
         <w:spacing w:before="120" w:after="120"/>
       </w:pPr>
-      <w:bookmarkStart w:id="33" w:name="_Toc227713239"/>
+      <w:bookmarkStart w:id="35" w:name="_Toc227713239"/>
       <w:r>
         <w:rPr>
           <w:rFonts w:hint="eastAsia"/>
@@ -10685,7 +11462,7 @@
       <w:r>
         <w:t>失败检测。</w:t>
       </w:r>
-      <w:bookmarkEnd w:id="33"/>
+      <w:bookmarkEnd w:id="35"/>
     </w:p>
     <w:p>
       <w:r>
@@ -10744,7 +11521,7 @@
         <w:pStyle w:val="1110"/>
         <w:spacing w:before="120" w:after="120"/>
       </w:pPr>
-      <w:bookmarkStart w:id="34" w:name="_Toc227713240"/>
+      <w:bookmarkStart w:id="36" w:name="_Toc227713240"/>
       <w:r>
         <w:rPr>
           <w:rFonts w:hint="eastAsia"/>
@@ -10754,7 +11531,7 @@
       <w:r>
         <w:t>失败定位。</w:t>
       </w:r>
-      <w:bookmarkEnd w:id="34"/>
+      <w:bookmarkEnd w:id="36"/>
     </w:p>
     <w:p>
       <w:r>
@@ -10812,7 +11589,7 @@
         <w:pStyle w:val="1110"/>
         <w:spacing w:before="120" w:after="120"/>
       </w:pPr>
-      <w:bookmarkStart w:id="35" w:name="_Toc227713241"/>
+      <w:bookmarkStart w:id="37" w:name="_Toc227713241"/>
       <w:r>
         <w:rPr>
           <w:rFonts w:hint="eastAsia"/>
@@ -10822,7 +11599,7 @@
       <w:r>
         <w:t>恢复策略。</w:t>
       </w:r>
-      <w:bookmarkEnd w:id="35"/>
+      <w:bookmarkEnd w:id="37"/>
     </w:p>
     <w:p>
       <w:r>
@@ -10901,14 +11678,14 @@
         <w:pStyle w:val="110"/>
         <w:spacing w:before="120" w:after="120"/>
       </w:pPr>
-      <w:bookmarkStart w:id="36" w:name="_Toc227713242"/>
+      <w:bookmarkStart w:id="38" w:name="_Toc227713242"/>
       <w:r>
         <w:t xml:space="preserve">3.7 </w:t>
       </w:r>
       <w:r>
         <w:t>工具可信度与路由策略</w:t>
       </w:r>
-      <w:bookmarkEnd w:id="36"/>
+      <w:bookmarkEnd w:id="38"/>
     </w:p>
     <w:p>
       <w:r>
@@ -10982,6 +11759,7 @@
     </w:p>
     <w:p>
       <w:r>
+        <w:lastRenderedPageBreak/>
         <w:t xml:space="preserve"> </w:t>
       </w:r>
     </w:p>
@@ -10990,14 +11768,14 @@
         <w:pStyle w:val="110"/>
         <w:spacing w:before="120" w:after="120"/>
       </w:pPr>
-      <w:bookmarkStart w:id="37" w:name="_Toc227713243"/>
+      <w:bookmarkStart w:id="39" w:name="_Toc227713243"/>
       <w:r>
         <w:t xml:space="preserve">3.8 </w:t>
       </w:r>
       <w:r>
         <w:t>设计目标与原则</w:t>
       </w:r>
-      <w:bookmarkEnd w:id="37"/>
+      <w:bookmarkEnd w:id="39"/>
     </w:p>
     <w:p>
       <w:r>
@@ -11012,6 +11790,9 @@
           <w:numId w:val="12"/>
         </w:numPr>
         <w:spacing w:before="120" w:after="120"/>
+        <w:rPr>
+          <w:rFonts w:hint="eastAsia"/>
+        </w:rPr>
       </w:pPr>
       <w:r>
         <w:t>可解释性：</w:t>
@@ -11026,6 +11807,9 @@
       <w:pPr>
         <w:pStyle w:val="1"/>
         <w:spacing w:before="120" w:after="120"/>
+        <w:rPr>
+          <w:rFonts w:hint="eastAsia"/>
+        </w:rPr>
       </w:pPr>
       <w:r>
         <w:t>可审计性：</w:t>
@@ -11040,6 +11824,9 @@
       <w:pPr>
         <w:pStyle w:val="1"/>
         <w:spacing w:before="120" w:after="120"/>
+        <w:rPr>
+          <w:rFonts w:hint="eastAsia"/>
+        </w:rPr>
       </w:pPr>
       <w:r>
         <w:t>可扩展性：</w:t>
@@ -11062,6 +11849,9 @@
       <w:pPr>
         <w:pStyle w:val="1"/>
         <w:spacing w:before="120" w:after="120"/>
+        <w:rPr>
+          <w:rFonts w:hint="eastAsia"/>
+        </w:rPr>
       </w:pPr>
       <w:r>
         <w:t>可评测性：</w:t>
@@ -11076,6 +11866,9 @@
       <w:pPr>
         <w:pStyle w:val="1"/>
         <w:spacing w:before="120" w:after="120"/>
+        <w:rPr>
+          <w:rFonts w:hint="eastAsia"/>
+        </w:rPr>
       </w:pPr>
       <w:r>
         <w:t>安全边界：</w:t>
@@ -11108,7 +11901,7 @@
         <w:pStyle w:val="13"/>
         <w:spacing w:before="120" w:after="120"/>
       </w:pPr>
-      <w:bookmarkStart w:id="38" w:name="_Toc227713244"/>
+      <w:bookmarkStart w:id="40" w:name="_Toc227713244"/>
       <w:r>
         <w:lastRenderedPageBreak/>
         <w:t xml:space="preserve">4 </w:t>
@@ -11122,21 +11915,21 @@
       <w:r>
         <w:t>系统实现</w:t>
       </w:r>
-      <w:bookmarkEnd w:id="38"/>
+      <w:bookmarkEnd w:id="40"/>
     </w:p>
     <w:p>
       <w:pPr>
         <w:pStyle w:val="110"/>
         <w:spacing w:before="120" w:after="120"/>
       </w:pPr>
-      <w:bookmarkStart w:id="39" w:name="_Toc227713245"/>
+      <w:bookmarkStart w:id="41" w:name="_Toc227713245"/>
       <w:r>
         <w:t xml:space="preserve">4.1 </w:t>
       </w:r>
       <w:r>
         <w:t>总体架构</w:t>
       </w:r>
-      <w:bookmarkEnd w:id="39"/>
+      <w:bookmarkEnd w:id="41"/>
     </w:p>
     <w:p>
       <w:r>
@@ -11264,7 +12057,7 @@
         <w:pStyle w:val="110"/>
         <w:spacing w:before="120" w:after="120"/>
       </w:pPr>
-      <w:bookmarkStart w:id="40" w:name="_Toc227713246"/>
+      <w:bookmarkStart w:id="42" w:name="_Toc227713246"/>
       <w:r>
         <w:t xml:space="preserve">4.2 </w:t>
       </w:r>
@@ -11279,7 +12072,7 @@
       <w:r>
         <w:t>）</w:t>
       </w:r>
-      <w:bookmarkEnd w:id="40"/>
+      <w:bookmarkEnd w:id="42"/>
     </w:p>
     <w:p>
       <w:r>
@@ -11294,6 +12087,9 @@
           <w:numId w:val="13"/>
         </w:numPr>
         <w:spacing w:before="120" w:after="120"/>
+        <w:rPr>
+          <w:rFonts w:hint="eastAsia"/>
+        </w:rPr>
       </w:pPr>
       <w:r>
         <w:t>路由层</w:t>
@@ -11363,6 +12159,9 @@
       <w:pPr>
         <w:pStyle w:val="1"/>
         <w:spacing w:before="120" w:after="120"/>
+        <w:rPr>
+          <w:rFonts w:hint="eastAsia"/>
+        </w:rPr>
       </w:pPr>
       <w:r>
         <w:t>服务层</w:t>
@@ -11383,6 +12182,9 @@
       <w:pPr>
         <w:pStyle w:val="1"/>
         <w:spacing w:before="120" w:after="120"/>
+        <w:rPr>
+          <w:rFonts w:hint="eastAsia"/>
+        </w:rPr>
       </w:pPr>
       <w:r>
         <w:t>仓储层</w:t>
@@ -11403,6 +12205,9 @@
       <w:pPr>
         <w:pStyle w:val="1"/>
         <w:spacing w:before="120" w:after="120"/>
+        <w:rPr>
+          <w:rFonts w:hint="eastAsia"/>
+        </w:rPr>
       </w:pPr>
       <w:r>
         <w:t>异常与响应</w:t>
@@ -11417,6 +12222,9 @@
       <w:pPr>
         <w:pStyle w:val="1"/>
         <w:spacing w:before="120" w:after="120"/>
+        <w:rPr>
+          <w:rFonts w:hint="eastAsia"/>
+        </w:rPr>
       </w:pPr>
       <w:r>
         <w:t>外部服务</w:t>
@@ -11450,14 +12258,14 @@
         <w:pStyle w:val="1110"/>
         <w:spacing w:before="120" w:after="120"/>
       </w:pPr>
-      <w:bookmarkStart w:id="41" w:name="_Toc227713247"/>
+      <w:bookmarkStart w:id="43" w:name="_Toc227713247"/>
       <w:r>
         <w:t xml:space="preserve">4.2.1 </w:t>
       </w:r>
       <w:r>
         <w:t>统一响应体与异常处理</w:t>
       </w:r>
-      <w:bookmarkEnd w:id="41"/>
+      <w:bookmarkEnd w:id="43"/>
     </w:p>
     <w:p>
       <w:r>
@@ -11487,14 +12295,14 @@
         <w:pStyle w:val="1110"/>
         <w:spacing w:before="120" w:after="120"/>
       </w:pPr>
-      <w:bookmarkStart w:id="42" w:name="_Toc227713248"/>
+      <w:bookmarkStart w:id="44" w:name="_Toc227713248"/>
       <w:r>
         <w:t xml:space="preserve">4.2.2 SSE </w:t>
       </w:r>
       <w:r>
         <w:t>流式链路接口设计</w:t>
       </w:r>
-      <w:bookmarkEnd w:id="42"/>
+      <w:bookmarkEnd w:id="44"/>
     </w:p>
     <w:p>
       <w:r>
@@ -11676,7 +12484,7 @@
         <w:pStyle w:val="1110"/>
         <w:spacing w:before="120" w:after="120"/>
       </w:pPr>
-      <w:bookmarkStart w:id="43" w:name="_Toc227713249"/>
+      <w:bookmarkStart w:id="45" w:name="_Toc227713249"/>
       <w:r>
         <w:t xml:space="preserve">4.2.3 </w:t>
       </w:r>
@@ -11691,7 +12499,7 @@
       <w:r>
         <w:t>与步数上限控制</w:t>
       </w:r>
-      <w:bookmarkEnd w:id="43"/>
+      <w:bookmarkEnd w:id="45"/>
     </w:p>
     <w:p>
       <w:r>
@@ -11781,14 +12589,14 @@
         <w:pStyle w:val="1110"/>
         <w:spacing w:before="120" w:after="120"/>
       </w:pPr>
-      <w:bookmarkStart w:id="44" w:name="_Toc227713250"/>
+      <w:bookmarkStart w:id="46" w:name="_Toc227713250"/>
       <w:r>
         <w:t xml:space="preserve">4.2.4 WebSocket </w:t>
       </w:r>
       <w:r>
         <w:t>会话管理与主题发布</w:t>
       </w:r>
-      <w:bookmarkEnd w:id="44"/>
+      <w:bookmarkEnd w:id="46"/>
     </w:p>
     <w:p>
       <w:r>
@@ -11873,14 +12681,14 @@
         <w:pStyle w:val="110"/>
         <w:spacing w:before="120" w:after="120"/>
       </w:pPr>
-      <w:bookmarkStart w:id="45" w:name="_Toc227713251"/>
+      <w:bookmarkStart w:id="47" w:name="_Toc227713251"/>
       <w:r>
         <w:t xml:space="preserve">4.3 </w:t>
       </w:r>
       <w:r>
         <w:t>智能体编排与工具系统</w:t>
       </w:r>
-      <w:bookmarkEnd w:id="45"/>
+      <w:bookmarkEnd w:id="47"/>
     </w:p>
     <w:p>
       <w:r>
@@ -11931,14 +12739,14 @@
         <w:pStyle w:val="1110"/>
         <w:spacing w:before="120" w:after="120"/>
       </w:pPr>
-      <w:bookmarkStart w:id="46" w:name="_Toc227713252"/>
+      <w:bookmarkStart w:id="48" w:name="_Toc227713252"/>
       <w:r>
         <w:t xml:space="preserve">4.3.1 Planner </w:t>
       </w:r>
       <w:r>
         <w:t>实现：结构化计划生成</w:t>
       </w:r>
-      <w:bookmarkEnd w:id="46"/>
+      <w:bookmarkEnd w:id="48"/>
     </w:p>
     <w:p>
       <w:r>
@@ -12019,7 +12827,7 @@
         <w:pStyle w:val="1110"/>
         <w:spacing w:before="120" w:after="120"/>
       </w:pPr>
-      <w:bookmarkStart w:id="47" w:name="_Toc227713253"/>
+      <w:bookmarkStart w:id="49" w:name="_Toc227713253"/>
       <w:r>
         <w:t xml:space="preserve">4.3.2 Executor </w:t>
       </w:r>
@@ -12032,7 +12840,7 @@
       <w:r>
         <w:t>工具接入与日志采集</w:t>
       </w:r>
-      <w:bookmarkEnd w:id="47"/>
+      <w:bookmarkEnd w:id="49"/>
     </w:p>
     <w:p>
       <w:r>
@@ -12114,7 +12922,7 @@
         <w:pStyle w:val="1110"/>
         <w:spacing w:before="120" w:after="120"/>
       </w:pPr>
-      <w:bookmarkStart w:id="48" w:name="_Toc227713254"/>
+      <w:bookmarkStart w:id="50" w:name="_Toc227713254"/>
       <w:r>
         <w:lastRenderedPageBreak/>
         <w:t xml:space="preserve">4.3.3 Check </w:t>
@@ -12122,7 +12930,7 @@
       <w:r>
         <w:t>实现：结构化评审与回退控制</w:t>
       </w:r>
-      <w:bookmarkEnd w:id="48"/>
+      <w:bookmarkEnd w:id="50"/>
     </w:p>
     <w:p>
       <w:r>
@@ -12247,11 +13055,11 @@
           <w:bCs/>
         </w:rPr>
       </w:pPr>
-      <w:bookmarkStart w:id="49" w:name="_Toc227713255"/>
+      <w:bookmarkStart w:id="51" w:name="_Toc227713255"/>
       <w:r>
         <w:t>检索增强链路实现</w:t>
       </w:r>
-      <w:bookmarkEnd w:id="49"/>
+      <w:bookmarkEnd w:id="51"/>
       <w:r>
         <w:rPr>
           <w:bCs/>
@@ -12491,11 +13299,6 @@
       </w:r>
     </w:p>
     <w:p>
-      <w:pPr>
-        <w:rPr>
-          <w:rFonts w:hint="eastAsia"/>
-        </w:rPr>
-      </w:pPr>
       <w:r>
         <w:t>向量索引采用</w:t>
       </w:r>
@@ -12609,7 +13412,7 @@
         <w:pStyle w:val="1110"/>
         <w:spacing w:before="120" w:after="120"/>
       </w:pPr>
-      <w:bookmarkStart w:id="50" w:name="_Toc227713256"/>
+      <w:bookmarkStart w:id="52" w:name="_Toc227713256"/>
       <w:r>
         <w:lastRenderedPageBreak/>
         <w:t xml:space="preserve">4.4.1 </w:t>
@@ -12617,7 +13420,7 @@
       <w:r>
         <w:t>多链路召回与融合重排</w:t>
       </w:r>
-      <w:bookmarkEnd w:id="50"/>
+      <w:bookmarkEnd w:id="52"/>
     </w:p>
     <w:p>
       <w:r>
@@ -12683,14 +13486,14 @@
         <w:pStyle w:val="1110"/>
         <w:spacing w:before="120" w:after="120"/>
       </w:pPr>
-      <w:bookmarkStart w:id="51" w:name="_Toc227713257"/>
+      <w:bookmarkStart w:id="53" w:name="_Toc227713257"/>
       <w:r>
         <w:t xml:space="preserve">4.4.2 </w:t>
       </w:r>
       <w:r>
         <w:t>查询改写与上下文组装</w:t>
       </w:r>
-      <w:bookmarkEnd w:id="51"/>
+      <w:bookmarkEnd w:id="53"/>
     </w:p>
     <w:p>
       <w:r>
@@ -12720,7 +13523,7 @@
         <w:pStyle w:val="1110"/>
         <w:spacing w:before="120" w:after="120"/>
       </w:pPr>
-      <w:bookmarkStart w:id="52" w:name="_Toc227713258"/>
+      <w:bookmarkStart w:id="54" w:name="_Toc227713258"/>
       <w:r>
         <w:rPr>
           <w:rFonts w:hint="eastAsia"/>
@@ -12730,7 +13533,7 @@
       <w:r>
         <w:t>召回性能基线与策略对比</w:t>
       </w:r>
-      <w:bookmarkEnd w:id="52"/>
+      <w:bookmarkEnd w:id="54"/>
     </w:p>
     <w:p>
       <w:r>
@@ -13475,14 +14278,14 @@
         <w:pStyle w:val="110"/>
         <w:spacing w:before="120" w:after="120"/>
       </w:pPr>
-      <w:bookmarkStart w:id="53" w:name="_Toc227713259"/>
+      <w:bookmarkStart w:id="55" w:name="_Toc227713259"/>
       <w:r>
         <w:t xml:space="preserve">4.5 </w:t>
       </w:r>
       <w:r>
         <w:t>异步任务与实时推送</w:t>
       </w:r>
-      <w:bookmarkEnd w:id="53"/>
+      <w:bookmarkEnd w:id="55"/>
     </w:p>
     <w:p>
       <w:r>
@@ -13517,14 +14320,14 @@
         <w:pStyle w:val="1110"/>
         <w:spacing w:before="120" w:after="120"/>
       </w:pPr>
-      <w:bookmarkStart w:id="54" w:name="_Toc227713260"/>
+      <w:bookmarkStart w:id="56" w:name="_Toc227713260"/>
       <w:r>
         <w:t xml:space="preserve">4.5.1 </w:t>
       </w:r>
       <w:r>
         <w:t>测评任务的分批执行与进度聚合</w:t>
       </w:r>
-      <w:bookmarkEnd w:id="54"/>
+      <w:bookmarkEnd w:id="56"/>
     </w:p>
     <w:p>
       <w:r>
@@ -13637,7 +14440,7 @@
         <w:pStyle w:val="110"/>
         <w:spacing w:before="120" w:after="120"/>
       </w:pPr>
-      <w:bookmarkStart w:id="55" w:name="_Toc227713261"/>
+      <w:bookmarkStart w:id="57" w:name="_Toc227713261"/>
       <w:r>
         <w:t xml:space="preserve">4.6 </w:t>
       </w:r>
@@ -13650,14 +14453,9 @@
       <w:r>
         <w:t>）</w:t>
       </w:r>
-      <w:bookmarkEnd w:id="55"/>
-    </w:p>
-    <w:p>
-      <w:pPr>
-        <w:rPr>
-          <w:rFonts w:hint="eastAsia"/>
-        </w:rPr>
-      </w:pPr>
+      <w:bookmarkEnd w:id="57"/>
+    </w:p>
+    <w:p>
       <w:r>
         <w:t>前端基于</w:t>
       </w:r>
@@ -13695,14 +14493,14 @@
         <w:pStyle w:val="1110"/>
         <w:spacing w:before="120" w:after="120"/>
       </w:pPr>
-      <w:bookmarkStart w:id="56" w:name="_Toc227713262"/>
+      <w:bookmarkStart w:id="58" w:name="_Toc227713262"/>
       <w:r>
         <w:t xml:space="preserve">4.6.1 </w:t>
       </w:r>
       <w:r>
         <w:t>前后端分离的接口联调方式</w:t>
       </w:r>
-      <w:bookmarkEnd w:id="56"/>
+      <w:bookmarkEnd w:id="58"/>
     </w:p>
     <w:p>
       <w:r>
@@ -13730,10 +14528,7 @@
         <w:t xml:space="preserve"> </w:t>
       </w:r>
       <w:r>
-        <w:t>，</w:t>
-      </w:r>
-      <w:r>
-        <w:t>前端以</w:t>
+        <w:t>，前端以</w:t>
       </w:r>
       <w:r>
         <w:t xml:space="preserve"> Axios </w:t>
@@ -13797,7 +14592,7 @@
         <w:pStyle w:val="13"/>
         <w:spacing w:before="120" w:after="120"/>
       </w:pPr>
-      <w:bookmarkStart w:id="57" w:name="_Toc227713263"/>
+      <w:bookmarkStart w:id="59" w:name="_Toc227713263"/>
       <w:r>
         <w:lastRenderedPageBreak/>
         <w:t>5</w:t>
@@ -13814,21 +14609,21 @@
       <w:r>
         <w:t>实验设计与评测</w:t>
       </w:r>
-      <w:bookmarkEnd w:id="57"/>
+      <w:bookmarkEnd w:id="59"/>
     </w:p>
     <w:p>
       <w:pPr>
         <w:pStyle w:val="110"/>
         <w:spacing w:before="120" w:after="120"/>
       </w:pPr>
-      <w:bookmarkStart w:id="58" w:name="_Toc227713264"/>
+      <w:bookmarkStart w:id="60" w:name="_Toc227713264"/>
       <w:r>
         <w:t xml:space="preserve">5.1 </w:t>
       </w:r>
       <w:r>
         <w:t>任务集设计</w:t>
       </w:r>
-      <w:bookmarkEnd w:id="58"/>
+      <w:bookmarkEnd w:id="60"/>
     </w:p>
     <w:p>
       <w:r>
@@ -13873,6 +14668,9 @@
           <w:numId w:val="14"/>
         </w:numPr>
         <w:spacing w:before="120" w:after="120"/>
+        <w:rPr>
+          <w:rFonts w:hint="eastAsia"/>
+        </w:rPr>
       </w:pPr>
       <w:r>
         <w:t>信息检索问答：</w:t>
@@ -13887,6 +14685,9 @@
       <w:pPr>
         <w:pStyle w:val="1"/>
         <w:spacing w:before="120" w:after="120"/>
+        <w:rPr>
+          <w:rFonts w:hint="eastAsia"/>
+        </w:rPr>
       </w:pPr>
       <w:r>
         <w:t>复杂任务分解：</w:t>
@@ -13909,6 +14710,9 @@
       <w:pPr>
         <w:pStyle w:val="1"/>
         <w:spacing w:before="120" w:after="120"/>
+        <w:rPr>
+          <w:rFonts w:hint="eastAsia"/>
+        </w:rPr>
       </w:pPr>
       <w:r>
         <w:t>跨模块协作：</w:t>
@@ -13923,6 +14727,9 @@
       <w:pPr>
         <w:pStyle w:val="1"/>
         <w:spacing w:before="120" w:after="120"/>
+        <w:rPr>
+          <w:rFonts w:hint="eastAsia"/>
+        </w:rPr>
       </w:pPr>
       <w:r>
         <w:t>工程任务：</w:t>
@@ -13952,14 +14759,14 @@
         <w:pStyle w:val="110"/>
         <w:spacing w:before="120" w:after="120"/>
       </w:pPr>
-      <w:bookmarkStart w:id="59" w:name="_Toc227713265"/>
+      <w:bookmarkStart w:id="61" w:name="_Toc227713265"/>
       <w:r>
         <w:t xml:space="preserve">5.2 </w:t>
       </w:r>
       <w:r>
         <w:t>评测指标</w:t>
       </w:r>
-      <w:bookmarkEnd w:id="59"/>
+      <w:bookmarkEnd w:id="61"/>
     </w:p>
     <w:p>
       <w:r>
@@ -14018,14 +14825,14 @@
         <w:pStyle w:val="110"/>
         <w:spacing w:before="120" w:after="120"/>
       </w:pPr>
-      <w:bookmarkStart w:id="60" w:name="_Toc227713266"/>
+      <w:bookmarkStart w:id="62" w:name="_Toc227713266"/>
       <w:r>
         <w:t xml:space="preserve">5.3 </w:t>
       </w:r>
       <w:r>
         <w:t>对比基线与消融设置</w:t>
       </w:r>
-      <w:bookmarkEnd w:id="60"/>
+      <w:bookmarkEnd w:id="62"/>
     </w:p>
     <w:p>
       <w:r>
@@ -14060,6 +14867,7 @@
     </w:p>
     <w:p>
       <w:r>
+        <w:lastRenderedPageBreak/>
         <w:t xml:space="preserve"> </w:t>
       </w:r>
     </w:p>
@@ -14068,14 +14876,14 @@
         <w:pStyle w:val="110"/>
         <w:spacing w:before="120" w:after="120"/>
       </w:pPr>
-      <w:bookmarkStart w:id="61" w:name="_Toc227713267"/>
+      <w:bookmarkStart w:id="63" w:name="_Toc227713267"/>
       <w:r>
         <w:t xml:space="preserve">5.4 </w:t>
       </w:r>
       <w:r>
         <w:t>实验环境与实现细节</w:t>
       </w:r>
-      <w:bookmarkEnd w:id="61"/>
+      <w:bookmarkEnd w:id="63"/>
     </w:p>
     <w:p>
       <w:r>
@@ -14095,18 +14903,16 @@
           <w:numId w:val="15"/>
         </w:numPr>
         <w:spacing w:before="120" w:after="120"/>
-      </w:pPr>
-      <w:r>
-        <w:t>运行环境</w:t>
-      </w:r>
-    </w:p>
-    <w:p>
-      <w:pPr>
         <w:rPr>
           <w:rFonts w:hint="eastAsia"/>
         </w:rPr>
       </w:pPr>
       <w:r>
+        <w:t>运行环境</w:t>
+      </w:r>
+    </w:p>
+    <w:p>
+      <w:r>
         <w:t>后端服务基于</w:t>
       </w:r>
       <w:r>
@@ -14161,6 +14967,9 @@
       <w:pPr>
         <w:pStyle w:val="1"/>
         <w:spacing w:before="120" w:after="120"/>
+        <w:rPr>
+          <w:rFonts w:hint="eastAsia"/>
+        </w:rPr>
       </w:pPr>
       <w:r>
         <w:t>模型与参数</w:t>
@@ -14245,6 +15054,9 @@
       <w:pPr>
         <w:pStyle w:val="1"/>
         <w:spacing w:before="120" w:after="120"/>
+        <w:rPr>
+          <w:rFonts w:hint="eastAsia"/>
+        </w:rPr>
       </w:pPr>
       <w:r>
         <w:t xml:space="preserve"> 数据与格式</w:t>
@@ -14314,14 +15126,14 @@
         <w:pStyle w:val="110"/>
         <w:spacing w:before="120" w:after="120"/>
       </w:pPr>
-      <w:bookmarkStart w:id="62" w:name="_Toc227713268"/>
+      <w:bookmarkStart w:id="64" w:name="_Toc227713268"/>
       <w:r>
         <w:t xml:space="preserve">5.5 </w:t>
       </w:r>
       <w:r>
         <w:t>结果展示方式与统计口径</w:t>
       </w:r>
-      <w:bookmarkEnd w:id="62"/>
+      <w:bookmarkEnd w:id="64"/>
     </w:p>
     <w:p>
       <w:r>
@@ -14376,7 +15188,11 @@
     </w:p>
     <w:p>
       <w:r>
-        <w:t>对每个任务场景统计：任务成功率、平均步数、平均耗时、工具失败率、以及校验通过率。对于检索问答场景，还应统计引用命中率（回答中是否包含来源片段）与证据覆盖率（关键结论是否能在召回片段中找到对应依据）。</w:t>
+        <w:t>对每个任务场景统计：任务成功率、平均步数、平均耗时、工具失败率、以及校验通过率。对于检索问答场景，还应统计引用命中率（回答中是否包含来源片段）与</w:t>
+      </w:r>
+      <w:r>
+        <w:lastRenderedPageBreak/>
+        <w:t>证据覆盖率（关键结论是否能在召回片段中找到对应依据）。</w:t>
       </w:r>
       <w:r>
         <w:t xml:space="preserve">  </w:t>
@@ -14385,48 +15201,48 @@
     <w:p>
       <w:pPr>
         <w:pStyle w:val="1"/>
-        <w:spacing w:before="120" w:after="120"/>
-      </w:pPr>
-      <w:r>
-        <w:t xml:space="preserve"> 定性展示</w:t>
-      </w:r>
-    </w:p>
-    <w:p>
-      <w:r>
-        <w:t>给出</w:t>
-      </w:r>
-      <w:r>
-        <w:t xml:space="preserve"> 2–3 </w:t>
-      </w:r>
-      <w:r>
-        <w:t>条代表性轨迹：包含</w:t>
-      </w:r>
-      <w:r>
-        <w:t xml:space="preserve"> Planner </w:t>
-      </w:r>
-      <w:r>
-        <w:t>计划、</w:t>
-      </w:r>
-      <w:r>
-        <w:t xml:space="preserve">Executor </w:t>
-      </w:r>
-      <w:r>
-        <w:t>工具调用序列、</w:t>
-      </w:r>
-      <w:r>
-        <w:t xml:space="preserve">Check </w:t>
-      </w:r>
-      <w:r>
-        <w:t>评分与理由，以及最终输出。定性分析重点讨论：失败发生在哪个阶段、是否能通过回退重新规划修复、以及修复成本（额外步数与额外工具调用）。</w:t>
-      </w:r>
-    </w:p>
-    <w:p>
-      <w:pPr>
-        <w:pStyle w:val="af5"/>
         <w:spacing w:before="120" w:after="120"/>
         <w:rPr>
           <w:rFonts w:hint="eastAsia"/>
         </w:rPr>
+      </w:pPr>
+      <w:r>
+        <w:t xml:space="preserve"> 定性展示</w:t>
+      </w:r>
+    </w:p>
+    <w:p>
+      <w:r>
+        <w:t>给出</w:t>
+      </w:r>
+      <w:r>
+        <w:t xml:space="preserve"> 2–3 </w:t>
+      </w:r>
+      <w:r>
+        <w:t>条代表性轨迹：包含</w:t>
+      </w:r>
+      <w:r>
+        <w:t xml:space="preserve"> Planner </w:t>
+      </w:r>
+      <w:r>
+        <w:t>计划、</w:t>
+      </w:r>
+      <w:r>
+        <w:t xml:space="preserve">Executor </w:t>
+      </w:r>
+      <w:r>
+        <w:t>工具调用序列、</w:t>
+      </w:r>
+      <w:r>
+        <w:t xml:space="preserve">Check </w:t>
+      </w:r>
+      <w:r>
+        <w:t>评分与理由，以及最终输出。定性分析重点讨论：失败发生在哪个阶段、是否能通过回退重新规划修复、以及修复成本（额外步数与额外工具调用）。</w:t>
+      </w:r>
+    </w:p>
+    <w:p>
+      <w:pPr>
+        <w:pStyle w:val="af5"/>
+        <w:spacing w:before="120" w:after="120"/>
       </w:pPr>
       <w:r>
         <w:t>表</w:t>
@@ -15247,14 +16063,14 @@
         <w:pStyle w:val="110"/>
         <w:spacing w:before="120" w:after="120"/>
       </w:pPr>
-      <w:bookmarkStart w:id="63" w:name="_Toc227713269"/>
+      <w:bookmarkStart w:id="65" w:name="_Toc227713269"/>
       <w:r>
         <w:t xml:space="preserve">5.6 </w:t>
       </w:r>
       <w:r>
         <w:t>典型失败类型与案例分析</w:t>
       </w:r>
-      <w:bookmarkEnd w:id="63"/>
+      <w:bookmarkEnd w:id="65"/>
     </w:p>
     <w:p>
       <w:r>
@@ -15274,18 +16090,16 @@
           <w:numId w:val="17"/>
         </w:numPr>
         <w:spacing w:before="120" w:after="120"/>
-      </w:pPr>
-      <w:r>
-        <w:t>检索证据不足</w:t>
-      </w:r>
-    </w:p>
-    <w:p>
-      <w:pPr>
         <w:rPr>
           <w:rFonts w:hint="eastAsia"/>
         </w:rPr>
       </w:pPr>
       <w:r>
+        <w:t>检索证据不足</w:t>
+      </w:r>
+    </w:p>
+    <w:p>
+      <w:r>
         <w:t>表现为：召回片段为空或与问题弱相关，导致生成阶段凭空补全。改进策略：启用多链路召回（向量</w:t>
       </w:r>
       <w:r>
@@ -15301,191 +16115,193 @@
     <w:p>
       <w:pPr>
         <w:pStyle w:val="1"/>
-        <w:spacing w:before="120" w:after="120"/>
-      </w:pPr>
-      <w:r>
-        <w:t>工具参数错误或工具</w:t>
-      </w:r>
-      <w:proofErr w:type="gramStart"/>
-      <w:r>
-        <w:t>不</w:t>
-      </w:r>
-      <w:proofErr w:type="gramEnd"/>
-      <w:r>
-        <w:t>可用</w:t>
-      </w:r>
-    </w:p>
-    <w:p>
-      <w:pPr>
-        <w:rPr>
-          <w:rFonts w:hint="eastAsia"/>
-        </w:rPr>
-      </w:pPr>
-      <w:r>
-        <w:t>表现为：</w:t>
-      </w:r>
-      <w:r>
-        <w:t xml:space="preserve">MCP </w:t>
-      </w:r>
-      <w:r>
-        <w:t>客户端初始化失败、工具列表获取失败、或工具输入输出格式不符合预期。改进策略：在</w:t>
-      </w:r>
-      <w:r>
-        <w:t xml:space="preserve"> Planner </w:t>
-      </w:r>
-      <w:r>
-        <w:t>中加入</w:t>
-      </w:r>
-      <w:r>
-        <w:t>“</w:t>
-      </w:r>
-      <w:r>
-        <w:t>工具输入</w:t>
-      </w:r>
-      <w:r>
-        <w:t xml:space="preserve"> schema </w:t>
-      </w:r>
-      <w:r>
-        <w:t>提示</w:t>
-      </w:r>
-      <w:r>
-        <w:t>”</w:t>
-      </w:r>
-      <w:r>
-        <w:t>，在</w:t>
-      </w:r>
-      <w:r>
-        <w:t xml:space="preserve"> Executor </w:t>
-      </w:r>
-      <w:r>
-        <w:t>中加入工具调用前的参数校验与兜底（例如</w:t>
-      </w:r>
-      <w:proofErr w:type="gramStart"/>
-      <w:r>
-        <w:t>无工具</w:t>
-      </w:r>
-      <w:proofErr w:type="gramEnd"/>
-      <w:r>
-        <w:t>可用时转为纯检索</w:t>
-      </w:r>
-      <w:r>
-        <w:t>/</w:t>
-      </w:r>
-      <w:r>
-        <w:t>纯总结），并记录失败原因用于后续治理。</w:t>
-      </w:r>
-      <w:r>
-        <w:t xml:space="preserve">  </w:t>
-      </w:r>
-    </w:p>
-    <w:p>
-      <w:pPr>
-        <w:pStyle w:val="1"/>
-        <w:spacing w:before="120" w:after="120"/>
-      </w:pPr>
-      <w:r>
-        <w:t>输出格式不合</w:t>
-      </w:r>
-      <w:proofErr w:type="gramStart"/>
-      <w:r>
-        <w:t>规</w:t>
-      </w:r>
-      <w:proofErr w:type="gramEnd"/>
-    </w:p>
-    <w:p>
-      <w:r>
-        <w:t>表现为：模型未按结构化格式返回，导致无法解析计划</w:t>
-      </w:r>
-      <w:r>
-        <w:t>/</w:t>
-      </w:r>
-      <w:r>
-        <w:t>评审结果。改进策略：使用结构化</w:t>
-      </w:r>
-      <w:r>
-        <w:t xml:space="preserve"> </w:t>
-      </w:r>
-      <w:proofErr w:type="spellStart"/>
-      <w:r>
-        <w:t>response_format</w:t>
-      </w:r>
-      <w:proofErr w:type="spellEnd"/>
-      <w:r>
-        <w:t xml:space="preserve"> </w:t>
-      </w:r>
-      <w:r>
-        <w:t>约束输出；当解析失败时采用</w:t>
-      </w:r>
-      <w:r>
-        <w:t>“</w:t>
-      </w:r>
-      <w:r>
-        <w:t>兜底结构</w:t>
-      </w:r>
-      <w:r>
-        <w:t>”</w:t>
-      </w:r>
-      <w:r>
-        <w:t>继续推进，避免链路中断，同时在</w:t>
-      </w:r>
-      <w:r>
-        <w:t xml:space="preserve"> Check </w:t>
-      </w:r>
-      <w:r>
-        <w:t>中给出扣分与修复建议。</w:t>
-      </w:r>
-      <w:r>
-        <w:t xml:space="preserve">  </w:t>
-      </w:r>
-    </w:p>
-    <w:p>
-      <w:pPr>
-        <w:pStyle w:val="1"/>
-        <w:spacing w:before="120" w:after="120"/>
-      </w:pPr>
-      <w:r>
-        <w:t>权限边界触发</w:t>
-      </w:r>
-    </w:p>
-    <w:p>
-      <w:r>
-        <w:t>表现为：跨租户访问文档、调用敏感工具或访问未授权资源被拒绝。改进策略：在工具描述中显式声明权限边界，</w:t>
-      </w:r>
-      <w:r>
-        <w:t xml:space="preserve">Planner </w:t>
-      </w:r>
-      <w:r>
-        <w:t>生成计划时优先选择</w:t>
-      </w:r>
-      <w:r>
-        <w:t>“</w:t>
-      </w:r>
-      <w:r>
-        <w:t>低权限可用工具</w:t>
-      </w:r>
-      <w:r>
-        <w:t>”</w:t>
-      </w:r>
-      <w:r>
-        <w:t>，并将权限错误作为可恢复错误回退到</w:t>
-      </w:r>
-      <w:r>
-        <w:t xml:space="preserve"> Planner </w:t>
-      </w:r>
-      <w:r>
-        <w:t>重选工具链。</w:t>
-      </w:r>
-      <w:r>
-        <w:t xml:space="preserve">  </w:t>
-      </w:r>
-    </w:p>
-    <w:p>
-      <w:pPr>
-        <w:pStyle w:val="af5"/>
         <w:spacing w:before="120" w:after="120"/>
         <w:rPr>
           <w:rFonts w:hint="eastAsia"/>
         </w:rPr>
+      </w:pPr>
+      <w:r>
+        <w:lastRenderedPageBreak/>
+        <w:t>工具参数错误或工具</w:t>
+      </w:r>
+      <w:proofErr w:type="gramStart"/>
+      <w:r>
+        <w:t>不</w:t>
+      </w:r>
+      <w:proofErr w:type="gramEnd"/>
+      <w:r>
+        <w:t>可用</w:t>
+      </w:r>
+    </w:p>
+    <w:p>
+      <w:r>
+        <w:t>表现为：</w:t>
+      </w:r>
+      <w:r>
+        <w:t xml:space="preserve">MCP </w:t>
+      </w:r>
+      <w:r>
+        <w:t>客户端初始化失败、工具列表获取失败、或工具输入输出格式不符合预期。改进策略：在</w:t>
+      </w:r>
+      <w:r>
+        <w:t xml:space="preserve"> Planner </w:t>
+      </w:r>
+      <w:r>
+        <w:t>中加入</w:t>
+      </w:r>
+      <w:r>
+        <w:t>“</w:t>
+      </w:r>
+      <w:r>
+        <w:t>工具输入</w:t>
+      </w:r>
+      <w:r>
+        <w:t xml:space="preserve"> schema </w:t>
+      </w:r>
+      <w:r>
+        <w:t>提示</w:t>
+      </w:r>
+      <w:r>
+        <w:t>”</w:t>
+      </w:r>
+      <w:r>
+        <w:t>，在</w:t>
+      </w:r>
+      <w:r>
+        <w:t xml:space="preserve"> Executor </w:t>
+      </w:r>
+      <w:r>
+        <w:t>中加入工具调用前的参数校验与兜底（例如</w:t>
+      </w:r>
+      <w:proofErr w:type="gramStart"/>
+      <w:r>
+        <w:t>无工具</w:t>
+      </w:r>
+      <w:proofErr w:type="gramEnd"/>
+      <w:r>
+        <w:t>可用时转为纯检索</w:t>
+      </w:r>
+      <w:r>
+        <w:t>/</w:t>
+      </w:r>
+      <w:r>
+        <w:t>纯总结），并记录失败原因用于后续治理。</w:t>
+      </w:r>
+      <w:r>
+        <w:t xml:space="preserve">  </w:t>
+      </w:r>
+    </w:p>
+    <w:p>
+      <w:pPr>
+        <w:pStyle w:val="1"/>
+        <w:spacing w:before="120" w:after="120"/>
+        <w:rPr>
+          <w:rFonts w:hint="eastAsia"/>
+        </w:rPr>
+      </w:pPr>
+      <w:r>
+        <w:t>输出格式不合</w:t>
+      </w:r>
+      <w:proofErr w:type="gramStart"/>
+      <w:r>
+        <w:t>规</w:t>
+      </w:r>
+      <w:proofErr w:type="gramEnd"/>
+    </w:p>
+    <w:p>
+      <w:r>
+        <w:t>表现为：模型未按结构化格式返回，导致无法解析计划</w:t>
+      </w:r>
+      <w:r>
+        <w:t>/</w:t>
+      </w:r>
+      <w:r>
+        <w:t>评审结果。改进策略：使用结构化</w:t>
+      </w:r>
+      <w:r>
+        <w:t xml:space="preserve"> </w:t>
+      </w:r>
+      <w:proofErr w:type="spellStart"/>
+      <w:r>
+        <w:t>response_format</w:t>
+      </w:r>
+      <w:proofErr w:type="spellEnd"/>
+      <w:r>
+        <w:t xml:space="preserve"> </w:t>
+      </w:r>
+      <w:r>
+        <w:t>约束输出；当解析失败时采用</w:t>
+      </w:r>
+      <w:r>
+        <w:t>“</w:t>
+      </w:r>
+      <w:r>
+        <w:t>兜底结构</w:t>
+      </w:r>
+      <w:r>
+        <w:t>”</w:t>
+      </w:r>
+      <w:r>
+        <w:t>继续推进，避免链路中断，同时在</w:t>
+      </w:r>
+      <w:r>
+        <w:t xml:space="preserve"> Check </w:t>
+      </w:r>
+      <w:r>
+        <w:t>中给出扣分与修复建议。</w:t>
+      </w:r>
+      <w:r>
+        <w:t xml:space="preserve">  </w:t>
+      </w:r>
+    </w:p>
+    <w:p>
+      <w:pPr>
+        <w:pStyle w:val="1"/>
+        <w:spacing w:before="120" w:after="120"/>
+        <w:rPr>
+          <w:rFonts w:hint="eastAsia"/>
+        </w:rPr>
+      </w:pPr>
+      <w:r>
+        <w:t>权限边界触发</w:t>
+      </w:r>
+    </w:p>
+    <w:p>
+      <w:r>
+        <w:t>表现为：跨租户访问文档、调用敏感工具或访问未授权资源被拒绝。改进策略：在工具描述中显式声明权限边界，</w:t>
+      </w:r>
+      <w:r>
+        <w:t xml:space="preserve">Planner </w:t>
+      </w:r>
+      <w:r>
+        <w:t>生成计划时优先选择</w:t>
+      </w:r>
+      <w:r>
+        <w:t>“</w:t>
+      </w:r>
+      <w:r>
+        <w:t>低权限可用工具</w:t>
+      </w:r>
+      <w:r>
+        <w:t>”</w:t>
+      </w:r>
+      <w:r>
+        <w:t>，并将权限错误作为可恢复错误回退到</w:t>
+      </w:r>
+      <w:r>
+        <w:t xml:space="preserve"> Planner </w:t>
+      </w:r>
+      <w:r>
+        <w:t>重选工具链。</w:t>
+      </w:r>
+      <w:r>
+        <w:t xml:space="preserve">  </w:t>
+      </w:r>
+    </w:p>
+    <w:p>
+      <w:pPr>
+        <w:pStyle w:val="af5"/>
+        <w:spacing w:before="120" w:after="120"/>
       </w:pPr>
       <w:r>
         <w:t>表</w:t>
@@ -16109,18 +16925,22 @@
         <w:pStyle w:val="110"/>
         <w:spacing w:before="120" w:after="120"/>
       </w:pPr>
-      <w:bookmarkStart w:id="64" w:name="_Toc227713270"/>
+      <w:bookmarkStart w:id="66" w:name="_Toc227713270"/>
       <w:r>
         <w:t xml:space="preserve">5.7 </w:t>
       </w:r>
       <w:r>
         <w:t>系统测试与可用性验证</w:t>
       </w:r>
-      <w:bookmarkEnd w:id="64"/>
-    </w:p>
-    <w:p>
-      <w:r>
-        <w:t>为了验证原型系统在工程层面的可用性，除算法与策略对比外，还需要进行系统测试与联调验证。本研究采用</w:t>
+      <w:bookmarkEnd w:id="66"/>
+    </w:p>
+    <w:p>
+      <w:r>
+        <w:t>为了验证原型系统在工程层面的可用性，除算法与策略对比外，还需要进行系统</w:t>
+      </w:r>
+      <w:r>
+        <w:lastRenderedPageBreak/>
+        <w:t>测试与联调验证。本研究采用</w:t>
       </w:r>
       <w:r>
         <w:t>“</w:t>
@@ -16154,18 +16974,16 @@
           <w:numId w:val="18"/>
         </w:numPr>
         <w:spacing w:before="120" w:after="120"/>
-      </w:pPr>
-      <w:r>
-        <w:t>接口可用性测试</w:t>
-      </w:r>
-    </w:p>
-    <w:p>
-      <w:pPr>
         <w:rPr>
           <w:rFonts w:hint="eastAsia"/>
         </w:rPr>
       </w:pPr>
       <w:r>
+        <w:t>接口可用性测试</w:t>
+      </w:r>
+    </w:p>
+    <w:p>
+      <w:r>
         <w:t>对核心接口进行最小闭环验证：鉴权登录、租户头解析、</w:t>
       </w:r>
       <w:r>
@@ -16194,6 +17012,9 @@
       <w:pPr>
         <w:pStyle w:val="1"/>
         <w:spacing w:before="120" w:after="120"/>
+        <w:rPr>
+          <w:rFonts w:hint="eastAsia"/>
+        </w:rPr>
       </w:pPr>
       <w:r>
         <w:t>链路回归测试</w:t>
@@ -16233,6 +17054,9 @@
       <w:pPr>
         <w:pStyle w:val="1"/>
         <w:spacing w:before="120" w:after="120"/>
+        <w:rPr>
+          <w:rFonts w:hint="eastAsia"/>
+        </w:rPr>
       </w:pPr>
       <w:r>
         <w:t xml:space="preserve"> 数据一致性测试</w:t>
@@ -16333,6 +17157,9 @@
       <w:pPr>
         <w:pStyle w:val="1"/>
         <w:spacing w:before="120" w:after="120"/>
+        <w:rPr>
+          <w:rFonts w:hint="eastAsia"/>
+        </w:rPr>
       </w:pPr>
       <w:r>
         <w:t>前后端联调验证</w:t>
@@ -16376,7 +17203,7 @@
         <w:pStyle w:val="13"/>
         <w:spacing w:before="120" w:after="120"/>
       </w:pPr>
-      <w:bookmarkStart w:id="65" w:name="_Toc227713271"/>
+      <w:bookmarkStart w:id="67" w:name="_Toc227713271"/>
       <w:r>
         <w:lastRenderedPageBreak/>
         <w:t xml:space="preserve">6 </w:t>
@@ -16390,21 +17217,21 @@
       <w:r>
         <w:t>应用案例与分析</w:t>
       </w:r>
-      <w:bookmarkEnd w:id="65"/>
+      <w:bookmarkEnd w:id="67"/>
     </w:p>
     <w:p>
       <w:pPr>
         <w:pStyle w:val="110"/>
         <w:spacing w:before="120" w:after="120"/>
       </w:pPr>
-      <w:bookmarkStart w:id="66" w:name="_Toc227713272"/>
+      <w:bookmarkStart w:id="68" w:name="_Toc227713272"/>
       <w:r>
         <w:t xml:space="preserve">6.1 </w:t>
       </w:r>
       <w:r>
         <w:t>企业知识检索与问答</w:t>
       </w:r>
-      <w:bookmarkEnd w:id="66"/>
+      <w:bookmarkEnd w:id="68"/>
     </w:p>
     <w:p>
       <w:r>
@@ -16429,14 +17256,14 @@
         <w:pStyle w:val="110"/>
         <w:spacing w:before="120" w:after="120"/>
       </w:pPr>
-      <w:bookmarkStart w:id="67" w:name="_Toc227713273"/>
+      <w:bookmarkStart w:id="69" w:name="_Toc227713273"/>
       <w:r>
         <w:t xml:space="preserve">6.2 </w:t>
       </w:r>
       <w:r>
         <w:t>测评系统与可回放轨迹</w:t>
       </w:r>
-      <w:bookmarkEnd w:id="67"/>
+      <w:bookmarkEnd w:id="69"/>
     </w:p>
     <w:p>
       <w:r>
@@ -16458,25 +17285,17 @@
       <w:pPr>
         <w:pStyle w:val="110"/>
         <w:spacing w:before="120" w:after="120"/>
-        <w:rPr>
-          <w:rFonts w:hint="eastAsia"/>
-        </w:rPr>
-      </w:pPr>
-      <w:bookmarkStart w:id="68" w:name="_Toc227713274"/>
+      </w:pPr>
+      <w:bookmarkStart w:id="70" w:name="_Toc227713274"/>
       <w:r>
         <w:t xml:space="preserve">6.3 </w:t>
       </w:r>
       <w:r>
         <w:t>大文件上传与安全治理</w:t>
       </w:r>
-      <w:bookmarkEnd w:id="68"/>
-    </w:p>
-    <w:p>
-      <w:pPr>
-        <w:rPr>
-          <w:rFonts w:hint="eastAsia"/>
-        </w:rPr>
-      </w:pPr>
+      <w:bookmarkEnd w:id="70"/>
+    </w:p>
+    <w:p>
       <w:r>
         <w:t>面向工程落地场景，系统支持小文件直传与大文件分片上传，并引入病毒扫描、完整性校验与隔离区（</w:t>
       </w:r>
@@ -16496,11 +17315,6 @@
       </w:r>
     </w:p>
     <w:p>
-      <w:pPr>
-        <w:rPr>
-          <w:rFonts w:hint="eastAsia"/>
-        </w:rPr>
-      </w:pPr>
       <w:r>
         <w:t>在工程实践中，文件上传与解析属于高风险链路：一方面文件体积可能很大，若全部经由后端转发会形成带宽与存储瓶颈；另一方面文件内容可能包含恶意载荷，若不经过扫描与隔离就进入解析与索引，将带来安全隐患。因此，本文将上传链路划分为两条策略路径：小文件走</w:t>
       </w:r>
@@ -16622,6 +17436,7 @@
     </w:p>
     <w:p>
       <w:r>
+        <w:lastRenderedPageBreak/>
         <w:t xml:space="preserve"> </w:t>
       </w:r>
     </w:p>
@@ -16676,7 +17491,7 @@
         <w:pStyle w:val="110"/>
         <w:spacing w:before="120" w:after="120"/>
       </w:pPr>
-      <w:bookmarkStart w:id="69" w:name="_Toc227713275"/>
+      <w:bookmarkStart w:id="71" w:name="_Toc227713275"/>
       <w:r>
         <w:t xml:space="preserve">6.4 </w:t>
       </w:r>
@@ -16689,14 +17504,9 @@
       <w:r>
         <w:t>：流式链路的可视化执行</w:t>
       </w:r>
-      <w:bookmarkEnd w:id="69"/>
-    </w:p>
-    <w:p>
-      <w:pPr>
-        <w:rPr>
-          <w:rFonts w:hint="eastAsia"/>
-        </w:rPr>
-      </w:pPr>
+      <w:bookmarkEnd w:id="71"/>
+    </w:p>
+    <w:p>
       <w:r>
         <w:t>本案例展示用户通过流式接口触发链式工作流，并实时观察</w:t>
       </w:r>
@@ -16843,7 +17653,7 @@
         <w:pStyle w:val="110"/>
         <w:spacing w:before="120" w:after="120"/>
       </w:pPr>
-      <w:bookmarkStart w:id="70" w:name="_Toc227713276"/>
+      <w:bookmarkStart w:id="72" w:name="_Toc227713276"/>
       <w:r>
         <w:t xml:space="preserve">6.5 </w:t>
       </w:r>
@@ -16856,14 +17666,9 @@
       <w:r>
         <w:t>：测评任务的异步执行与结果回放</w:t>
       </w:r>
-      <w:bookmarkEnd w:id="70"/>
-    </w:p>
-    <w:p>
-      <w:pPr>
-        <w:rPr>
-          <w:rFonts w:hint="eastAsia"/>
-        </w:rPr>
-      </w:pPr>
+      <w:bookmarkEnd w:id="72"/>
+    </w:p>
+    <w:p>
       <w:r>
         <w:t>本案例展示系统对某个</w:t>
       </w:r>
@@ -16909,6 +17714,7 @@
       </w:r>
       <w:proofErr w:type="spellStart"/>
       <w:r>
+        <w:lastRenderedPageBreak/>
         <w:t>eva_version_id</w:t>
       </w:r>
       <w:proofErr w:type="spellEnd"/>
@@ -17026,7 +17832,7 @@
         <w:pStyle w:val="13"/>
         <w:spacing w:before="120" w:after="120"/>
       </w:pPr>
-      <w:bookmarkStart w:id="71" w:name="_Toc227713277"/>
+      <w:bookmarkStart w:id="73" w:name="_Toc227713277"/>
       <w:r>
         <w:lastRenderedPageBreak/>
         <w:t xml:space="preserve">7 </w:t>
@@ -17040,21 +17846,21 @@
       <w:r>
         <w:t>讨论与展望</w:t>
       </w:r>
-      <w:bookmarkEnd w:id="71"/>
+      <w:bookmarkEnd w:id="73"/>
     </w:p>
     <w:p>
       <w:pPr>
         <w:pStyle w:val="110"/>
         <w:spacing w:before="120" w:after="120"/>
       </w:pPr>
-      <w:bookmarkStart w:id="72" w:name="_Toc227713278"/>
+      <w:bookmarkStart w:id="74" w:name="_Toc227713278"/>
       <w:r>
         <w:t xml:space="preserve">7.1 </w:t>
       </w:r>
       <w:r>
         <w:t>局限性</w:t>
       </w:r>
-      <w:bookmarkEnd w:id="72"/>
+      <w:bookmarkEnd w:id="74"/>
     </w:p>
     <w:p>
       <w:pPr>
@@ -17149,14 +17955,14 @@
         <w:pStyle w:val="110"/>
         <w:spacing w:before="120" w:after="120"/>
       </w:pPr>
-      <w:bookmarkStart w:id="73" w:name="_Toc227713279"/>
+      <w:bookmarkStart w:id="75" w:name="_Toc227713279"/>
       <w:r>
         <w:t xml:space="preserve">7.2 </w:t>
       </w:r>
       <w:r>
         <w:t>安全与伦理</w:t>
       </w:r>
-      <w:bookmarkEnd w:id="73"/>
+      <w:bookmarkEnd w:id="75"/>
     </w:p>
     <w:p>
       <w:r>
@@ -17181,14 +17987,14 @@
         <w:pStyle w:val="110"/>
         <w:spacing w:before="120" w:after="120"/>
       </w:pPr>
-      <w:bookmarkStart w:id="74" w:name="_Toc227713280"/>
+      <w:bookmarkStart w:id="76" w:name="_Toc227713280"/>
       <w:r>
         <w:t xml:space="preserve">7.3 </w:t>
       </w:r>
       <w:r>
         <w:t>未来工作</w:t>
       </w:r>
-      <w:bookmarkEnd w:id="74"/>
+      <w:bookmarkEnd w:id="76"/>
     </w:p>
     <w:p>
       <w:r>
@@ -17306,7 +18112,7 @@
         <w:pStyle w:val="13"/>
         <w:spacing w:before="120" w:after="120"/>
       </w:pPr>
-      <w:bookmarkStart w:id="75" w:name="_Toc227713281"/>
+      <w:bookmarkStart w:id="77" w:name="_Toc227713281"/>
       <w:r>
         <w:lastRenderedPageBreak/>
         <w:t xml:space="preserve">8 </w:t>
@@ -17320,7 +18126,7 @@
       <w:r>
         <w:t>结论</w:t>
       </w:r>
-      <w:bookmarkEnd w:id="75"/>
+      <w:bookmarkEnd w:id="77"/>
     </w:p>
     <w:p>
       <w:r>
@@ -17450,11 +18256,11 @@
         <w:pStyle w:val="110"/>
         <w:spacing w:before="120" w:after="120"/>
       </w:pPr>
-      <w:bookmarkStart w:id="76" w:name="_Toc227713282"/>
+      <w:bookmarkStart w:id="78" w:name="_Toc227713282"/>
       <w:r>
         <w:t>参考文献</w:t>
       </w:r>
-      <w:bookmarkEnd w:id="76"/>
+      <w:bookmarkEnd w:id="78"/>
     </w:p>
     <w:p>
       <w:r>
@@ -17680,12 +18486,12 @@
         <w:pStyle w:val="13"/>
         <w:spacing w:before="120" w:after="120"/>
       </w:pPr>
-      <w:bookmarkStart w:id="77" w:name="_Toc227713283"/>
+      <w:bookmarkStart w:id="79" w:name="_Toc227713283"/>
       <w:r>
         <w:lastRenderedPageBreak/>
         <w:t>致谢</w:t>
       </w:r>
-      <w:bookmarkEnd w:id="77"/>
+      <w:bookmarkEnd w:id="79"/>
     </w:p>
     <w:p>
       <w:r>
@@ -17744,7 +18550,7 @@
         <w:pStyle w:val="13"/>
         <w:spacing w:before="120" w:after="120"/>
       </w:pPr>
-      <w:bookmarkStart w:id="78" w:name="_Toc227713284"/>
+      <w:bookmarkStart w:id="80" w:name="_Toc227713284"/>
       <w:r>
         <w:lastRenderedPageBreak/>
         <w:t>附录</w:t>
@@ -17761,7 +18567,7 @@
       <w:r>
         <w:t>主要缩略语与符号说明</w:t>
       </w:r>
-      <w:bookmarkEnd w:id="78"/>
+      <w:bookmarkEnd w:id="80"/>
     </w:p>
     <w:p>
       <w:r>
@@ -17877,7 +18683,7 @@
         <w:pStyle w:val="13"/>
         <w:spacing w:before="120" w:after="120"/>
       </w:pPr>
-      <w:bookmarkStart w:id="79" w:name="_Toc227713285"/>
+      <w:bookmarkStart w:id="81" w:name="_Toc227713285"/>
       <w:r>
         <w:lastRenderedPageBreak/>
         <w:t>附录</w:t>
@@ -17894,7 +18700,7 @@
       <w:r>
         <w:t>原型系统功能清单（摘要）</w:t>
       </w:r>
-      <w:bookmarkEnd w:id="79"/>
+      <w:bookmarkEnd w:id="81"/>
     </w:p>
     <w:p>
       <w:r>
@@ -19534,6 +20340,7 @@
   <w:style w:type="character" w:default="1" w:styleId="a0">
     <w:name w:val="Default Paragraph Font"/>
     <w:uiPriority w:val="1"/>
+    <w:semiHidden/>
     <w:unhideWhenUsed/>
   </w:style>
   <w:style w:type="table" w:default="1" w:styleId="a1">
@@ -20362,6 +21169,32 @@
       </w:tcPr>
     </w:tblStylePr>
   </w:style>
+  <w:style w:type="paragraph" w:customStyle="1" w:styleId="afd">
+    <w:name w:val="作信息"/>
+    <w:basedOn w:val="a"/>
+    <w:link w:val="afe"/>
+    <w:qFormat/>
+    <w:rsid w:val="00535A24"/>
+    <w:pPr>
+      <w:spacing w:after="0" w:line="240" w:lineRule="auto"/>
+      <w:ind w:firstLineChars="0" w:firstLine="0"/>
+      <w:jc w:val="both"/>
+    </w:pPr>
+    <w:rPr>
+      <w:rFonts w:eastAsia="黑体"/>
+      <w:sz w:val="32"/>
+    </w:rPr>
+  </w:style>
+  <w:style w:type="character" w:customStyle="1" w:styleId="afe">
+    <w:name w:val="作信息 字符"/>
+    <w:basedOn w:val="a0"/>
+    <w:link w:val="afd"/>
+    <w:rsid w:val="00535A24"/>
+    <w:rPr>
+      <w:rFonts w:ascii="Times New Roman" w:eastAsia="黑体" w:hAnsi="Times New Roman"/>
+      <w:sz w:val="32"/>
+    </w:rPr>
+  </w:style>
 </w:styles>
 </file>
 
